--- a/L3 Web Application Development Log.docx
+++ b/L3 Web Application Development Log.docx
@@ -109,7 +109,6 @@
                 <w:spacing w:val="0"/>
                 <w:position w:val="0"/>
                 <w:sz w:val="22"/>
-                <w:shd w:fill="auto" w:val="clear"/>
               </w:rPr>
             </w:pPr>
             <w:r>
@@ -159,7 +158,6 @@
                 <w:spacing w:val="0"/>
                 <w:position w:val="0"/>
                 <w:sz w:val="22"/>
-                <w:shd w:fill="auto" w:val="clear"/>
               </w:rPr>
             </w:pPr>
             <w:hyperlink xmlns:r="http://schemas.openxmlformats.org/officeDocument/2006/relationships" r:id="docRId0">
@@ -246,7 +244,6 @@
                 <w:spacing w:val="0"/>
                 <w:position w:val="0"/>
                 <w:sz w:val="22"/>
-                <w:shd w:fill="auto" w:val="clear"/>
               </w:rPr>
             </w:pPr>
             <w:r>
@@ -296,7 +293,6 @@
                 <w:spacing w:val="0"/>
                 <w:position w:val="0"/>
                 <w:sz w:val="22"/>
-                <w:shd w:fill="auto" w:val="clear"/>
               </w:rPr>
             </w:pPr>
             <w:r>
@@ -367,7 +363,6 @@
                 <w:spacing w:val="0"/>
                 <w:position w:val="0"/>
                 <w:sz w:val="22"/>
-                <w:shd w:fill="auto" w:val="clear"/>
               </w:rPr>
             </w:pPr>
             <w:r>
@@ -692,7 +687,6 @@
                 <w:spacing w:val="0"/>
                 <w:position w:val="0"/>
                 <w:sz w:val="22"/>
-                <w:shd w:fill="auto" w:val="clear"/>
               </w:rPr>
             </w:pPr>
             <w:r>
@@ -762,8 +756,8 @@
               </w:rPr>
             </w:pPr>
             <w:r>
-              <w:object w:dxaOrig="8640" w:dyaOrig="5160">
-                <v:rect xmlns:o="urn:schemas-microsoft-com:office:office" xmlns:v="urn:schemas-microsoft-com:vml" id="rectole0000000000" style="width:432.000000pt;height:258.000000pt" o:preferrelative="t" o:ole="">
+              <w:object w:dxaOrig="8747" w:dyaOrig="5223">
+                <v:rect xmlns:o="urn:schemas-microsoft-com:office:office" xmlns:v="urn:schemas-microsoft-com:vml" id="rectole0000000000" style="width:437.350000pt;height:261.150000pt" o:preferrelative="t" o:ole="">
                   <o:lock v:ext="edit"/>
                   <v:imagedata xmlns:r="http://schemas.openxmlformats.org/officeDocument/2006/relationships" r:id="docRId2" o:title=""/>
                 </v:rect>
@@ -1097,7 +1091,6 @@
                 <w:spacing w:val="0"/>
                 <w:position w:val="0"/>
                 <w:sz w:val="22"/>
-                <w:shd w:fill="auto" w:val="clear"/>
               </w:rPr>
             </w:pPr>
           </w:p>
@@ -1157,7 +1150,6 @@
                 <w:spacing w:val="0"/>
                 <w:position w:val="0"/>
                 <w:sz w:val="22"/>
-                <w:shd w:fill="auto" w:val="clear"/>
               </w:rPr>
             </w:pPr>
             <w:r>
@@ -1315,228 +1307,251 @@
                 <w:shd w:fill="auto" w:val="clear"/>
               </w:rPr>
             </w:pPr>
-          </w:p>
-          <w:p>
-            <w:pPr>
-              <w:spacing w:before="0" w:after="0" w:line="240"/>
-              <w:ind w:right="0" w:left="0" w:firstLine="0"/>
-              <w:jc w:val="left"/>
-              <w:rPr>
-                <w:rFonts w:ascii="Arial" w:hAnsi="Arial" w:cs="Arial" w:eastAsia="Arial"/>
-                <w:color w:val="auto"/>
-                <w:spacing w:val="0"/>
-                <w:position w:val="0"/>
-                <w:sz w:val="22"/>
-                <w:shd w:fill="auto" w:val="clear"/>
-              </w:rPr>
-            </w:pPr>
-          </w:p>
-          <w:p>
-            <w:pPr>
-              <w:spacing w:before="0" w:after="0" w:line="240"/>
-              <w:ind w:right="0" w:left="0" w:firstLine="0"/>
-              <w:jc w:val="left"/>
-              <w:rPr>
-                <w:rFonts w:ascii="Arial" w:hAnsi="Arial" w:cs="Arial" w:eastAsia="Arial"/>
-                <w:color w:val="auto"/>
-                <w:spacing w:val="0"/>
-                <w:position w:val="0"/>
-                <w:sz w:val="22"/>
-                <w:shd w:fill="auto" w:val="clear"/>
-              </w:rPr>
-            </w:pPr>
-          </w:p>
-          <w:p>
-            <w:pPr>
-              <w:spacing w:before="0" w:after="0" w:line="240"/>
-              <w:ind w:right="0" w:left="0" w:firstLine="0"/>
-              <w:jc w:val="left"/>
-              <w:rPr>
-                <w:rFonts w:ascii="Arial" w:hAnsi="Arial" w:cs="Arial" w:eastAsia="Arial"/>
-                <w:color w:val="auto"/>
-                <w:spacing w:val="0"/>
-                <w:position w:val="0"/>
-                <w:sz w:val="22"/>
-                <w:shd w:fill="auto" w:val="clear"/>
-              </w:rPr>
-            </w:pPr>
-          </w:p>
-          <w:p>
-            <w:pPr>
-              <w:spacing w:before="0" w:after="0" w:line="240"/>
-              <w:ind w:right="0" w:left="0" w:firstLine="0"/>
-              <w:jc w:val="left"/>
-              <w:rPr>
-                <w:rFonts w:ascii="Arial" w:hAnsi="Arial" w:cs="Arial" w:eastAsia="Arial"/>
-                <w:color w:val="auto"/>
-                <w:spacing w:val="0"/>
-                <w:position w:val="0"/>
-                <w:sz w:val="22"/>
-                <w:shd w:fill="auto" w:val="clear"/>
-              </w:rPr>
-            </w:pPr>
-          </w:p>
-          <w:p>
-            <w:pPr>
-              <w:spacing w:before="0" w:after="0" w:line="240"/>
-              <w:ind w:right="0" w:left="0" w:firstLine="0"/>
-              <w:jc w:val="left"/>
-              <w:rPr>
-                <w:rFonts w:ascii="Arial" w:hAnsi="Arial" w:cs="Arial" w:eastAsia="Arial"/>
-                <w:color w:val="auto"/>
-                <w:spacing w:val="0"/>
-                <w:position w:val="0"/>
-                <w:sz w:val="22"/>
-                <w:shd w:fill="auto" w:val="clear"/>
-              </w:rPr>
-            </w:pPr>
-          </w:p>
-          <w:p>
-            <w:pPr>
-              <w:spacing w:before="0" w:after="0" w:line="240"/>
-              <w:ind w:right="0" w:left="0" w:firstLine="0"/>
-              <w:jc w:val="left"/>
-              <w:rPr>
-                <w:rFonts w:ascii="Arial" w:hAnsi="Arial" w:cs="Arial" w:eastAsia="Arial"/>
-                <w:color w:val="auto"/>
-                <w:spacing w:val="0"/>
-                <w:position w:val="0"/>
-                <w:sz w:val="22"/>
-                <w:shd w:fill="auto" w:val="clear"/>
-              </w:rPr>
-            </w:pPr>
-          </w:p>
-          <w:p>
-            <w:pPr>
-              <w:spacing w:before="0" w:after="0" w:line="240"/>
-              <w:ind w:right="0" w:left="0" w:firstLine="0"/>
-              <w:jc w:val="left"/>
-              <w:rPr>
-                <w:rFonts w:ascii="Arial" w:hAnsi="Arial" w:cs="Arial" w:eastAsia="Arial"/>
-                <w:color w:val="auto"/>
-                <w:spacing w:val="0"/>
-                <w:position w:val="0"/>
-                <w:sz w:val="22"/>
-                <w:shd w:fill="auto" w:val="clear"/>
-              </w:rPr>
-            </w:pPr>
-          </w:p>
-          <w:p>
-            <w:pPr>
-              <w:spacing w:before="0" w:after="0" w:line="240"/>
-              <w:ind w:right="0" w:left="0" w:firstLine="0"/>
-              <w:jc w:val="left"/>
-              <w:rPr>
-                <w:rFonts w:ascii="Arial" w:hAnsi="Arial" w:cs="Arial" w:eastAsia="Arial"/>
-                <w:color w:val="auto"/>
-                <w:spacing w:val="0"/>
-                <w:position w:val="0"/>
-                <w:sz w:val="22"/>
-                <w:shd w:fill="auto" w:val="clear"/>
-              </w:rPr>
-            </w:pPr>
-          </w:p>
-          <w:p>
-            <w:pPr>
-              <w:spacing w:before="0" w:after="0" w:line="240"/>
-              <w:ind w:right="0" w:left="0" w:firstLine="0"/>
-              <w:jc w:val="left"/>
-              <w:rPr>
-                <w:rFonts w:ascii="Arial" w:hAnsi="Arial" w:cs="Arial" w:eastAsia="Arial"/>
-                <w:color w:val="auto"/>
-                <w:spacing w:val="0"/>
-                <w:position w:val="0"/>
-                <w:sz w:val="22"/>
-                <w:shd w:fill="auto" w:val="clear"/>
-              </w:rPr>
-            </w:pPr>
-          </w:p>
-          <w:p>
-            <w:pPr>
-              <w:spacing w:before="0" w:after="0" w:line="240"/>
-              <w:ind w:right="0" w:left="0" w:firstLine="0"/>
-              <w:jc w:val="left"/>
-              <w:rPr>
-                <w:rFonts w:ascii="Arial" w:hAnsi="Arial" w:cs="Arial" w:eastAsia="Arial"/>
-                <w:color w:val="auto"/>
-                <w:spacing w:val="0"/>
-                <w:position w:val="0"/>
-                <w:sz w:val="22"/>
-                <w:shd w:fill="auto" w:val="clear"/>
-              </w:rPr>
-            </w:pPr>
-          </w:p>
-          <w:p>
-            <w:pPr>
-              <w:spacing w:before="0" w:after="0" w:line="240"/>
-              <w:ind w:right="0" w:left="0" w:firstLine="0"/>
-              <w:jc w:val="left"/>
-              <w:rPr>
-                <w:rFonts w:ascii="Arial" w:hAnsi="Arial" w:cs="Arial" w:eastAsia="Arial"/>
-                <w:color w:val="auto"/>
-                <w:spacing w:val="0"/>
-                <w:position w:val="0"/>
-                <w:sz w:val="22"/>
-                <w:shd w:fill="auto" w:val="clear"/>
-              </w:rPr>
-            </w:pPr>
-          </w:p>
-          <w:p>
-            <w:pPr>
-              <w:spacing w:before="0" w:after="0" w:line="240"/>
-              <w:ind w:right="0" w:left="0" w:firstLine="0"/>
-              <w:jc w:val="left"/>
-              <w:rPr>
-                <w:rFonts w:ascii="Arial" w:hAnsi="Arial" w:cs="Arial" w:eastAsia="Arial"/>
-                <w:color w:val="auto"/>
-                <w:spacing w:val="0"/>
-                <w:position w:val="0"/>
-                <w:sz w:val="22"/>
-                <w:shd w:fill="auto" w:val="clear"/>
-              </w:rPr>
-            </w:pPr>
-          </w:p>
-          <w:p>
-            <w:pPr>
-              <w:spacing w:before="0" w:after="0" w:line="240"/>
-              <w:ind w:right="0" w:left="0" w:firstLine="0"/>
-              <w:jc w:val="left"/>
-              <w:rPr>
-                <w:rFonts w:ascii="Arial" w:hAnsi="Arial" w:cs="Arial" w:eastAsia="Arial"/>
-                <w:color w:val="auto"/>
-                <w:spacing w:val="0"/>
-                <w:position w:val="0"/>
-                <w:sz w:val="22"/>
-                <w:shd w:fill="auto" w:val="clear"/>
-              </w:rPr>
-            </w:pPr>
-          </w:p>
-          <w:p>
-            <w:pPr>
-              <w:spacing w:before="0" w:after="0" w:line="240"/>
-              <w:ind w:right="0" w:left="0" w:firstLine="0"/>
-              <w:jc w:val="left"/>
-              <w:rPr>
-                <w:rFonts w:ascii="Arial" w:hAnsi="Arial" w:cs="Arial" w:eastAsia="Arial"/>
-                <w:color w:val="auto"/>
-                <w:spacing w:val="0"/>
-                <w:position w:val="0"/>
-                <w:sz w:val="22"/>
-                <w:shd w:fill="auto" w:val="clear"/>
-              </w:rPr>
-            </w:pPr>
-          </w:p>
-          <w:p>
-            <w:pPr>
-              <w:spacing w:before="0" w:after="0" w:line="240"/>
-              <w:ind w:right="0" w:left="0" w:firstLine="0"/>
-              <w:jc w:val="left"/>
-              <w:rPr>
-                <w:color w:val="auto"/>
-                <w:spacing w:val="0"/>
-                <w:position w:val="0"/>
-                <w:sz w:val="22"/>
-                <w:shd w:fill="auto" w:val="clear"/>
+            <w:r>
+              <w:object w:dxaOrig="8640" w:dyaOrig="5580">
+                <v:rect xmlns:o="urn:schemas-microsoft-com:office:office" xmlns:v="urn:schemas-microsoft-com:vml" id="rectole0000000001" style="width:432.000000pt;height:279.000000pt" o:preferrelative="t" o:ole="">
+                  <o:lock v:ext="edit"/>
+                  <v:imagedata xmlns:r="http://schemas.openxmlformats.org/officeDocument/2006/relationships" r:id="docRId4" o:title=""/>
+                </v:rect>
+                <o:OLEObject xmlns:r="http://schemas.openxmlformats.org/officeDocument/2006/relationships" xmlns:o="urn:schemas-microsoft-com:office:office" Type="Embed" ProgID="StaticMetafile" DrawAspect="Content" ObjectID="0000000001" ShapeID="rectole0000000001" r:id="docRId3"/>
+              </w:object>
+            </w:r>
+          </w:p>
+          <w:p>
+            <w:pPr>
+              <w:spacing w:before="0" w:after="0" w:line="240"/>
+              <w:ind w:right="0" w:left="0" w:firstLine="0"/>
+              <w:jc w:val="left"/>
+              <w:rPr>
+                <w:rFonts w:ascii="Arial" w:hAnsi="Arial" w:cs="Arial" w:eastAsia="Arial"/>
+                <w:color w:val="auto"/>
+                <w:spacing w:val="0"/>
+                <w:position w:val="0"/>
+                <w:sz w:val="22"/>
+                <w:shd w:fill="auto" w:val="clear"/>
+              </w:rPr>
+            </w:pPr>
+          </w:p>
+          <w:p>
+            <w:pPr>
+              <w:spacing w:before="0" w:after="0" w:line="240"/>
+              <w:ind w:right="0" w:left="0" w:firstLine="0"/>
+              <w:jc w:val="left"/>
+              <w:rPr>
+                <w:rFonts w:ascii="Arial" w:hAnsi="Arial" w:cs="Arial" w:eastAsia="Arial"/>
+                <w:color w:val="auto"/>
+                <w:spacing w:val="0"/>
+                <w:position w:val="0"/>
+                <w:sz w:val="22"/>
+                <w:shd w:fill="auto" w:val="clear"/>
+              </w:rPr>
+            </w:pPr>
+          </w:p>
+          <w:p>
+            <w:pPr>
+              <w:spacing w:before="0" w:after="0" w:line="240"/>
+              <w:ind w:right="0" w:left="0" w:firstLine="0"/>
+              <w:jc w:val="left"/>
+              <w:rPr>
+                <w:rFonts w:ascii="Arial" w:hAnsi="Arial" w:cs="Arial" w:eastAsia="Arial"/>
+                <w:color w:val="auto"/>
+                <w:spacing w:val="0"/>
+                <w:position w:val="0"/>
+                <w:sz w:val="22"/>
+                <w:shd w:fill="auto" w:val="clear"/>
+              </w:rPr>
+            </w:pPr>
+          </w:p>
+          <w:p>
+            <w:pPr>
+              <w:spacing w:before="0" w:after="0" w:line="240"/>
+              <w:ind w:right="0" w:left="0" w:firstLine="0"/>
+              <w:jc w:val="left"/>
+              <w:rPr>
+                <w:rFonts w:ascii="Arial" w:hAnsi="Arial" w:cs="Arial" w:eastAsia="Arial"/>
+                <w:color w:val="auto"/>
+                <w:spacing w:val="0"/>
+                <w:position w:val="0"/>
+                <w:sz w:val="22"/>
+                <w:shd w:fill="auto" w:val="clear"/>
+              </w:rPr>
+            </w:pPr>
+          </w:p>
+          <w:p>
+            <w:pPr>
+              <w:spacing w:before="0" w:after="0" w:line="240"/>
+              <w:ind w:right="0" w:left="0" w:firstLine="0"/>
+              <w:jc w:val="left"/>
+              <w:rPr>
+                <w:rFonts w:ascii="Arial" w:hAnsi="Arial" w:cs="Arial" w:eastAsia="Arial"/>
+                <w:color w:val="auto"/>
+                <w:spacing w:val="0"/>
+                <w:position w:val="0"/>
+                <w:sz w:val="22"/>
+                <w:shd w:fill="auto" w:val="clear"/>
+              </w:rPr>
+            </w:pPr>
+          </w:p>
+          <w:p>
+            <w:pPr>
+              <w:spacing w:before="0" w:after="0" w:line="240"/>
+              <w:ind w:right="0" w:left="0" w:firstLine="0"/>
+              <w:jc w:val="left"/>
+              <w:rPr>
+                <w:rFonts w:ascii="Arial" w:hAnsi="Arial" w:cs="Arial" w:eastAsia="Arial"/>
+                <w:color w:val="auto"/>
+                <w:spacing w:val="0"/>
+                <w:position w:val="0"/>
+                <w:sz w:val="22"/>
+                <w:shd w:fill="auto" w:val="clear"/>
+              </w:rPr>
+            </w:pPr>
+          </w:p>
+          <w:p>
+            <w:pPr>
+              <w:spacing w:before="0" w:after="0" w:line="240"/>
+              <w:ind w:right="0" w:left="0" w:firstLine="0"/>
+              <w:jc w:val="left"/>
+              <w:rPr>
+                <w:rFonts w:ascii="Arial" w:hAnsi="Arial" w:cs="Arial" w:eastAsia="Arial"/>
+                <w:color w:val="auto"/>
+                <w:spacing w:val="0"/>
+                <w:position w:val="0"/>
+                <w:sz w:val="22"/>
+                <w:shd w:fill="auto" w:val="clear"/>
+              </w:rPr>
+            </w:pPr>
+          </w:p>
+          <w:p>
+            <w:pPr>
+              <w:spacing w:before="0" w:after="0" w:line="240"/>
+              <w:ind w:right="0" w:left="0" w:firstLine="0"/>
+              <w:jc w:val="left"/>
+              <w:rPr>
+                <w:rFonts w:ascii="Arial" w:hAnsi="Arial" w:cs="Arial" w:eastAsia="Arial"/>
+                <w:color w:val="auto"/>
+                <w:spacing w:val="0"/>
+                <w:position w:val="0"/>
+                <w:sz w:val="22"/>
+                <w:shd w:fill="auto" w:val="clear"/>
+              </w:rPr>
+            </w:pPr>
+          </w:p>
+          <w:p>
+            <w:pPr>
+              <w:spacing w:before="0" w:after="0" w:line="240"/>
+              <w:ind w:right="0" w:left="0" w:firstLine="0"/>
+              <w:jc w:val="left"/>
+              <w:rPr>
+                <w:rFonts w:ascii="Arial" w:hAnsi="Arial" w:cs="Arial" w:eastAsia="Arial"/>
+                <w:color w:val="auto"/>
+                <w:spacing w:val="0"/>
+                <w:position w:val="0"/>
+                <w:sz w:val="22"/>
+                <w:shd w:fill="auto" w:val="clear"/>
+              </w:rPr>
+            </w:pPr>
+          </w:p>
+          <w:p>
+            <w:pPr>
+              <w:spacing w:before="0" w:after="0" w:line="240"/>
+              <w:ind w:right="0" w:left="0" w:firstLine="0"/>
+              <w:jc w:val="left"/>
+              <w:rPr>
+                <w:rFonts w:ascii="Arial" w:hAnsi="Arial" w:cs="Arial" w:eastAsia="Arial"/>
+                <w:color w:val="auto"/>
+                <w:spacing w:val="0"/>
+                <w:position w:val="0"/>
+                <w:sz w:val="22"/>
+                <w:shd w:fill="auto" w:val="clear"/>
+              </w:rPr>
+            </w:pPr>
+          </w:p>
+          <w:p>
+            <w:pPr>
+              <w:spacing w:before="0" w:after="0" w:line="240"/>
+              <w:ind w:right="0" w:left="0" w:firstLine="0"/>
+              <w:jc w:val="left"/>
+              <w:rPr>
+                <w:rFonts w:ascii="Arial" w:hAnsi="Arial" w:cs="Arial" w:eastAsia="Arial"/>
+                <w:color w:val="auto"/>
+                <w:spacing w:val="0"/>
+                <w:position w:val="0"/>
+                <w:sz w:val="22"/>
+                <w:shd w:fill="auto" w:val="clear"/>
+              </w:rPr>
+            </w:pPr>
+          </w:p>
+          <w:p>
+            <w:pPr>
+              <w:spacing w:before="0" w:after="0" w:line="240"/>
+              <w:ind w:right="0" w:left="0" w:firstLine="0"/>
+              <w:jc w:val="left"/>
+              <w:rPr>
+                <w:rFonts w:ascii="Arial" w:hAnsi="Arial" w:cs="Arial" w:eastAsia="Arial"/>
+                <w:color w:val="auto"/>
+                <w:spacing w:val="0"/>
+                <w:position w:val="0"/>
+                <w:sz w:val="22"/>
+                <w:shd w:fill="auto" w:val="clear"/>
+              </w:rPr>
+            </w:pPr>
+          </w:p>
+          <w:p>
+            <w:pPr>
+              <w:spacing w:before="0" w:after="0" w:line="240"/>
+              <w:ind w:right="0" w:left="0" w:firstLine="0"/>
+              <w:jc w:val="left"/>
+              <w:rPr>
+                <w:rFonts w:ascii="Arial" w:hAnsi="Arial" w:cs="Arial" w:eastAsia="Arial"/>
+                <w:color w:val="auto"/>
+                <w:spacing w:val="0"/>
+                <w:position w:val="0"/>
+                <w:sz w:val="22"/>
+                <w:shd w:fill="auto" w:val="clear"/>
+              </w:rPr>
+            </w:pPr>
+          </w:p>
+          <w:p>
+            <w:pPr>
+              <w:spacing w:before="0" w:after="0" w:line="240"/>
+              <w:ind w:right="0" w:left="0" w:firstLine="0"/>
+              <w:jc w:val="left"/>
+              <w:rPr>
+                <w:rFonts w:ascii="Arial" w:hAnsi="Arial" w:cs="Arial" w:eastAsia="Arial"/>
+                <w:color w:val="auto"/>
+                <w:spacing w:val="0"/>
+                <w:position w:val="0"/>
+                <w:sz w:val="22"/>
+                <w:shd w:fill="auto" w:val="clear"/>
+              </w:rPr>
+            </w:pPr>
+          </w:p>
+          <w:p>
+            <w:pPr>
+              <w:spacing w:before="0" w:after="0" w:line="240"/>
+              <w:ind w:right="0" w:left="0" w:firstLine="0"/>
+              <w:jc w:val="left"/>
+              <w:rPr>
+                <w:rFonts w:ascii="Arial" w:hAnsi="Arial" w:cs="Arial" w:eastAsia="Arial"/>
+                <w:color w:val="auto"/>
+                <w:spacing w:val="0"/>
+                <w:position w:val="0"/>
+                <w:sz w:val="22"/>
+                <w:shd w:fill="auto" w:val="clear"/>
+              </w:rPr>
+            </w:pPr>
+          </w:p>
+          <w:p>
+            <w:pPr>
+              <w:spacing w:before="0" w:after="0" w:line="240"/>
+              <w:ind w:right="0" w:left="0" w:firstLine="0"/>
+              <w:jc w:val="left"/>
+              <w:rPr>
+                <w:color w:val="auto"/>
+                <w:spacing w:val="0"/>
+                <w:position w:val="0"/>
+                <w:sz w:val="22"/>
               </w:rPr>
             </w:pPr>
           </w:p>
@@ -1596,7 +1611,6 @@
                 <w:spacing w:val="0"/>
                 <w:position w:val="0"/>
                 <w:sz w:val="22"/>
-                <w:shd w:fill="auto" w:val="clear"/>
               </w:rPr>
             </w:pPr>
             <w:r>
@@ -1867,7 +1881,6 @@
                 <w:spacing w:val="0"/>
                 <w:position w:val="0"/>
                 <w:sz w:val="22"/>
-                <w:shd w:fill="auto" w:val="clear"/>
               </w:rPr>
             </w:pPr>
           </w:p>
@@ -2054,7 +2067,6 @@
               <w:rPr>
                 <w:spacing w:val="0"/>
                 <w:position w:val="0"/>
-                <w:shd w:fill="auto" w:val="clear"/>
               </w:rPr>
             </w:pPr>
             <w:r>
@@ -2107,6 +2119,17 @@
                 <w:shd w:fill="auto" w:val="clear"/>
               </w:rPr>
             </w:pPr>
+            <w:r>
+              <w:rPr>
+                <w:rFonts w:ascii="Arial" w:hAnsi="Arial" w:cs="Arial" w:eastAsia="Arial"/>
+                <w:color w:val="auto"/>
+                <w:spacing w:val="0"/>
+                <w:position w:val="0"/>
+                <w:sz w:val="22"/>
+                <w:shd w:fill="auto" w:val="clear"/>
+              </w:rPr>
+              <w:t xml:space="preserve">my goal for sprint 1 is to have my front page and my sign up page with a working navbar and have it coloured. </w:t>
+            </w:r>
           </w:p>
           <w:p>
             <w:pPr>
@@ -2213,8 +2236,8 @@
       <w:tblGrid>
         <w:gridCol w:w="3480"/>
         <w:gridCol w:w="2820"/>
-        <w:gridCol w:w="3090"/>
-        <w:gridCol w:w="1065"/>
+        <w:gridCol w:w="2595"/>
+        <w:gridCol w:w="1560"/>
       </w:tblGrid>
       <w:tr>
         <w:trPr>
@@ -2230,7 +2253,7 @@
               <w:bottom w:val="single" w:color="000000" w:sz="8"/>
               <w:right w:val="single" w:color="000000" w:sz="8"/>
             </w:tcBorders>
-            <w:shd w:color="000000" w:fill="efefef" w:val="clear"/>
+            <w:shd w:color="000000" w:fill="auto" w:val="clear"/>
             <w:tcMar>
               <w:left w:w="100" w:type="dxa"/>
               <w:right w:w="100" w:type="dxa"/>
@@ -2247,7 +2270,6 @@
                 <w:spacing w:val="0"/>
                 <w:position w:val="0"/>
                 <w:sz w:val="22"/>
-                <w:shd w:fill="auto" w:val="clear"/>
               </w:rPr>
             </w:pPr>
             <w:r>
@@ -2273,71 +2295,71 @@
               <w:bottom w:val="single" w:color="000000" w:sz="8"/>
               <w:right w:val="single" w:color="000000" w:sz="8"/>
             </w:tcBorders>
-            <w:shd w:color="000000" w:fill="efefef" w:val="clear"/>
-            <w:tcMar>
-              <w:left w:w="100" w:type="dxa"/>
-              <w:right w:w="100" w:type="dxa"/>
-            </w:tcMar>
-            <w:vAlign w:val="top"/>
-          </w:tcPr>
-          <w:p>
-            <w:pPr>
-              <w:spacing w:before="0" w:after="0" w:line="240"/>
-              <w:ind w:right="0" w:left="0" w:firstLine="0"/>
-              <w:jc w:val="left"/>
-              <w:rPr>
-                <w:rFonts w:ascii="Calibri" w:hAnsi="Calibri" w:cs="Calibri" w:eastAsia="Calibri"/>
-                <w:color w:val="auto"/>
-                <w:spacing w:val="0"/>
-                <w:position w:val="0"/>
-                <w:sz w:val="22"/>
-                <w:shd w:fill="auto" w:val="clear"/>
-              </w:rPr>
-            </w:pPr>
-          </w:p>
-        </w:tc>
-        <w:tc>
-          <w:tcPr>
-            <w:tcW w:w="3090" w:type="dxa"/>
-            <w:tcBorders>
-              <w:top w:val="single" w:color="000000" w:sz="8"/>
-              <w:left w:val="single" w:color="000000" w:sz="8"/>
-              <w:bottom w:val="single" w:color="000000" w:sz="8"/>
-              <w:right w:val="single" w:color="000000" w:sz="8"/>
-            </w:tcBorders>
-            <w:shd w:color="000000" w:fill="efefef" w:val="clear"/>
-            <w:tcMar>
-              <w:left w:w="100" w:type="dxa"/>
-              <w:right w:w="100" w:type="dxa"/>
-            </w:tcMar>
-            <w:vAlign w:val="top"/>
-          </w:tcPr>
-          <w:p>
-            <w:pPr>
-              <w:spacing w:before="0" w:after="0" w:line="240"/>
-              <w:ind w:right="0" w:left="0" w:firstLine="0"/>
-              <w:jc w:val="left"/>
-              <w:rPr>
-                <w:rFonts w:ascii="Calibri" w:hAnsi="Calibri" w:cs="Calibri" w:eastAsia="Calibri"/>
-                <w:color w:val="auto"/>
-                <w:spacing w:val="0"/>
-                <w:position w:val="0"/>
-                <w:sz w:val="22"/>
-                <w:shd w:fill="auto" w:val="clear"/>
-              </w:rPr>
-            </w:pPr>
-          </w:p>
-        </w:tc>
-        <w:tc>
-          <w:tcPr>
-            <w:tcW w:w="1065" w:type="dxa"/>
-            <w:tcBorders>
-              <w:top w:val="single" w:color="000000" w:sz="8"/>
-              <w:left w:val="single" w:color="000000" w:sz="8"/>
-              <w:bottom w:val="single" w:color="000000" w:sz="8"/>
-              <w:right w:val="single" w:color="000000" w:sz="8"/>
-            </w:tcBorders>
-            <w:shd w:color="000000" w:fill="efefef" w:val="clear"/>
+            <w:shd w:color="000000" w:fill="auto" w:val="clear"/>
+            <w:tcMar>
+              <w:left w:w="100" w:type="dxa"/>
+              <w:right w:w="100" w:type="dxa"/>
+            </w:tcMar>
+            <w:vAlign w:val="top"/>
+          </w:tcPr>
+          <w:p>
+            <w:pPr>
+              <w:spacing w:before="0" w:after="0" w:line="240"/>
+              <w:ind w:right="0" w:left="0" w:firstLine="0"/>
+              <w:jc w:val="left"/>
+              <w:rPr>
+                <w:rFonts w:ascii="Calibri" w:hAnsi="Calibri" w:cs="Calibri" w:eastAsia="Calibri"/>
+                <w:color w:val="auto"/>
+                <w:spacing w:val="0"/>
+                <w:position w:val="0"/>
+                <w:sz w:val="22"/>
+                <w:shd w:fill="auto" w:val="clear"/>
+              </w:rPr>
+            </w:pPr>
+          </w:p>
+        </w:tc>
+        <w:tc>
+          <w:tcPr>
+            <w:tcW w:w="2595" w:type="dxa"/>
+            <w:tcBorders>
+              <w:top w:val="single" w:color="000000" w:sz="8"/>
+              <w:left w:val="single" w:color="000000" w:sz="8"/>
+              <w:bottom w:val="single" w:color="000000" w:sz="8"/>
+              <w:right w:val="single" w:color="000000" w:sz="8"/>
+            </w:tcBorders>
+            <w:shd w:color="000000" w:fill="auto" w:val="clear"/>
+            <w:tcMar>
+              <w:left w:w="100" w:type="dxa"/>
+              <w:right w:w="100" w:type="dxa"/>
+            </w:tcMar>
+            <w:vAlign w:val="top"/>
+          </w:tcPr>
+          <w:p>
+            <w:pPr>
+              <w:spacing w:before="0" w:after="0" w:line="240"/>
+              <w:ind w:right="0" w:left="0" w:firstLine="0"/>
+              <w:jc w:val="left"/>
+              <w:rPr>
+                <w:rFonts w:ascii="Calibri" w:hAnsi="Calibri" w:cs="Calibri" w:eastAsia="Calibri"/>
+                <w:color w:val="auto"/>
+                <w:spacing w:val="0"/>
+                <w:position w:val="0"/>
+                <w:sz w:val="22"/>
+                <w:shd w:fill="auto" w:val="clear"/>
+              </w:rPr>
+            </w:pPr>
+          </w:p>
+        </w:tc>
+        <w:tc>
+          <w:tcPr>
+            <w:tcW w:w="1560" w:type="dxa"/>
+            <w:tcBorders>
+              <w:top w:val="single" w:color="000000" w:sz="8"/>
+              <w:left w:val="single" w:color="000000" w:sz="8"/>
+              <w:bottom w:val="single" w:color="000000" w:sz="8"/>
+              <w:right w:val="single" w:color="000000" w:sz="8"/>
+            </w:tcBorders>
+            <w:shd w:color="000000" w:fill="auto" w:val="clear"/>
             <w:tcMar>
               <w:left w:w="100" w:type="dxa"/>
               <w:right w:w="100" w:type="dxa"/>
@@ -2375,25 +2397,24 @@
               <w:bottom w:val="single" w:color="000000" w:sz="8"/>
               <w:right w:val="single" w:color="000000" w:sz="8"/>
             </w:tcBorders>
-            <w:shd w:color="000000" w:fill="efefef" w:val="clear"/>
-            <w:tcMar>
-              <w:left w:w="100" w:type="dxa"/>
-              <w:right w:w="100" w:type="dxa"/>
-            </w:tcMar>
-            <w:vAlign w:val="top"/>
-          </w:tcPr>
-          <w:p>
-            <w:pPr>
-              <w:spacing w:before="0" w:after="0" w:line="240"/>
-              <w:ind w:right="0" w:left="0" w:firstLine="0"/>
-              <w:jc w:val="left"/>
-              <w:rPr>
-                <w:rFonts w:ascii="Calibri" w:hAnsi="Calibri" w:cs="Calibri" w:eastAsia="Calibri"/>
-                <w:color w:val="auto"/>
-                <w:spacing w:val="0"/>
-                <w:position w:val="0"/>
-                <w:sz w:val="22"/>
-                <w:shd w:fill="auto" w:val="clear"/>
+            <w:shd w:color="000000" w:fill="auto" w:val="clear"/>
+            <w:tcMar>
+              <w:left w:w="100" w:type="dxa"/>
+              <w:right w:w="100" w:type="dxa"/>
+            </w:tcMar>
+            <w:vAlign w:val="top"/>
+          </w:tcPr>
+          <w:p>
+            <w:pPr>
+              <w:spacing w:before="0" w:after="0" w:line="240"/>
+              <w:ind w:right="0" w:left="0" w:firstLine="0"/>
+              <w:jc w:val="left"/>
+              <w:rPr>
+                <w:rFonts w:ascii="Calibri" w:hAnsi="Calibri" w:cs="Calibri" w:eastAsia="Calibri"/>
+                <w:color w:val="auto"/>
+                <w:spacing w:val="0"/>
+                <w:position w:val="0"/>
+                <w:sz w:val="22"/>
               </w:rPr>
             </w:pPr>
             <w:r>
@@ -2419,25 +2440,24 @@
               <w:bottom w:val="single" w:color="000000" w:sz="8"/>
               <w:right w:val="single" w:color="000000" w:sz="8"/>
             </w:tcBorders>
-            <w:shd w:color="000000" w:fill="efefef" w:val="clear"/>
-            <w:tcMar>
-              <w:left w:w="100" w:type="dxa"/>
-              <w:right w:w="100" w:type="dxa"/>
-            </w:tcMar>
-            <w:vAlign w:val="top"/>
-          </w:tcPr>
-          <w:p>
-            <w:pPr>
-              <w:spacing w:before="0" w:after="0" w:line="240"/>
-              <w:ind w:right="0" w:left="0" w:firstLine="0"/>
-              <w:jc w:val="left"/>
-              <w:rPr>
-                <w:rFonts w:ascii="Calibri" w:hAnsi="Calibri" w:cs="Calibri" w:eastAsia="Calibri"/>
-                <w:color w:val="auto"/>
-                <w:spacing w:val="0"/>
-                <w:position w:val="0"/>
-                <w:sz w:val="22"/>
-                <w:shd w:fill="auto" w:val="clear"/>
+            <w:shd w:color="000000" w:fill="auto" w:val="clear"/>
+            <w:tcMar>
+              <w:left w:w="100" w:type="dxa"/>
+              <w:right w:w="100" w:type="dxa"/>
+            </w:tcMar>
+            <w:vAlign w:val="top"/>
+          </w:tcPr>
+          <w:p>
+            <w:pPr>
+              <w:spacing w:before="0" w:after="0" w:line="240"/>
+              <w:ind w:right="0" w:left="0" w:firstLine="0"/>
+              <w:jc w:val="left"/>
+              <w:rPr>
+                <w:rFonts w:ascii="Calibri" w:hAnsi="Calibri" w:cs="Calibri" w:eastAsia="Calibri"/>
+                <w:color w:val="auto"/>
+                <w:spacing w:val="0"/>
+                <w:position w:val="0"/>
+                <w:sz w:val="22"/>
               </w:rPr>
             </w:pPr>
             <w:r>
@@ -2456,32 +2476,31 @@
         </w:tc>
         <w:tc>
           <w:tcPr>
-            <w:tcW w:w="3090" w:type="dxa"/>
-            <w:tcBorders>
-              <w:top w:val="single" w:color="000000" w:sz="8"/>
-              <w:left w:val="single" w:color="000000" w:sz="8"/>
-              <w:bottom w:val="single" w:color="000000" w:sz="8"/>
-              <w:right w:val="single" w:color="000000" w:sz="8"/>
-            </w:tcBorders>
-            <w:shd w:color="000000" w:fill="efefef" w:val="clear"/>
-            <w:tcMar>
-              <w:left w:w="100" w:type="dxa"/>
-              <w:right w:w="100" w:type="dxa"/>
-            </w:tcMar>
-            <w:vAlign w:val="top"/>
-          </w:tcPr>
-          <w:p>
-            <w:pPr>
-              <w:spacing w:before="0" w:after="0" w:line="240"/>
-              <w:ind w:right="0" w:left="0" w:firstLine="0"/>
-              <w:jc w:val="left"/>
-              <w:rPr>
-                <w:rFonts w:ascii="Calibri" w:hAnsi="Calibri" w:cs="Calibri" w:eastAsia="Calibri"/>
-                <w:color w:val="auto"/>
-                <w:spacing w:val="0"/>
-                <w:position w:val="0"/>
-                <w:sz w:val="22"/>
-                <w:shd w:fill="auto" w:val="clear"/>
+            <w:tcW w:w="2595" w:type="dxa"/>
+            <w:tcBorders>
+              <w:top w:val="single" w:color="000000" w:sz="8"/>
+              <w:left w:val="single" w:color="000000" w:sz="8"/>
+              <w:bottom w:val="single" w:color="000000" w:sz="8"/>
+              <w:right w:val="single" w:color="000000" w:sz="8"/>
+            </w:tcBorders>
+            <w:shd w:color="000000" w:fill="auto" w:val="clear"/>
+            <w:tcMar>
+              <w:left w:w="100" w:type="dxa"/>
+              <w:right w:w="100" w:type="dxa"/>
+            </w:tcMar>
+            <w:vAlign w:val="top"/>
+          </w:tcPr>
+          <w:p>
+            <w:pPr>
+              <w:spacing w:before="0" w:after="0" w:line="240"/>
+              <w:ind w:right="0" w:left="0" w:firstLine="0"/>
+              <w:jc w:val="left"/>
+              <w:rPr>
+                <w:rFonts w:ascii="Calibri" w:hAnsi="Calibri" w:cs="Calibri" w:eastAsia="Calibri"/>
+                <w:color w:val="auto"/>
+                <w:spacing w:val="0"/>
+                <w:position w:val="0"/>
+                <w:sz w:val="22"/>
               </w:rPr>
             </w:pPr>
             <w:r>
@@ -2500,32 +2519,31 @@
         </w:tc>
         <w:tc>
           <w:tcPr>
-            <w:tcW w:w="1065" w:type="dxa"/>
-            <w:tcBorders>
-              <w:top w:val="single" w:color="000000" w:sz="8"/>
-              <w:left w:val="single" w:color="000000" w:sz="8"/>
-              <w:bottom w:val="single" w:color="000000" w:sz="8"/>
-              <w:right w:val="single" w:color="000000" w:sz="8"/>
-            </w:tcBorders>
-            <w:shd w:color="000000" w:fill="efefef" w:val="clear"/>
-            <w:tcMar>
-              <w:left w:w="100" w:type="dxa"/>
-              <w:right w:w="100" w:type="dxa"/>
-            </w:tcMar>
-            <w:vAlign w:val="top"/>
-          </w:tcPr>
-          <w:p>
-            <w:pPr>
-              <w:spacing w:before="0" w:after="0" w:line="240"/>
-              <w:ind w:right="0" w:left="0" w:firstLine="0"/>
-              <w:jc w:val="left"/>
-              <w:rPr>
-                <w:rFonts w:ascii="Calibri" w:hAnsi="Calibri" w:cs="Calibri" w:eastAsia="Calibri"/>
-                <w:color w:val="auto"/>
-                <w:spacing w:val="0"/>
-                <w:position w:val="0"/>
-                <w:sz w:val="22"/>
-                <w:shd w:fill="auto" w:val="clear"/>
+            <w:tcW w:w="1560" w:type="dxa"/>
+            <w:tcBorders>
+              <w:top w:val="single" w:color="000000" w:sz="8"/>
+              <w:left w:val="single" w:color="000000" w:sz="8"/>
+              <w:bottom w:val="single" w:color="000000" w:sz="8"/>
+              <w:right w:val="single" w:color="000000" w:sz="8"/>
+            </w:tcBorders>
+            <w:shd w:color="000000" w:fill="auto" w:val="clear"/>
+            <w:tcMar>
+              <w:left w:w="100" w:type="dxa"/>
+              <w:right w:w="100" w:type="dxa"/>
+            </w:tcMar>
+            <w:vAlign w:val="top"/>
+          </w:tcPr>
+          <w:p>
+            <w:pPr>
+              <w:spacing w:before="0" w:after="0" w:line="240"/>
+              <w:ind w:right="0" w:left="0" w:firstLine="0"/>
+              <w:jc w:val="left"/>
+              <w:rPr>
+                <w:rFonts w:ascii="Calibri" w:hAnsi="Calibri" w:cs="Calibri" w:eastAsia="Calibri"/>
+                <w:color w:val="auto"/>
+                <w:spacing w:val="0"/>
+                <w:position w:val="0"/>
+                <w:sz w:val="22"/>
               </w:rPr>
             </w:pPr>
             <w:r>
@@ -2578,6 +2596,56 @@
                 <w:shd w:fill="auto" w:val="clear"/>
               </w:rPr>
             </w:pPr>
+            <w:r>
+              <w:rPr>
+                <w:rFonts w:ascii="Calibri" w:hAnsi="Calibri" w:cs="Calibri" w:eastAsia="Calibri"/>
+                <w:color w:val="auto"/>
+                <w:spacing w:val="0"/>
+                <w:position w:val="0"/>
+                <w:sz w:val="22"/>
+                <w:shd w:fill="auto" w:val="clear"/>
+              </w:rPr>
+              <w:t xml:space="preserve">My NavBar links </w:t>
+            </w:r>
+          </w:p>
+          <w:p>
+            <w:pPr>
+              <w:spacing w:before="0" w:after="0" w:line="240"/>
+              <w:ind w:right="0" w:left="0" w:firstLine="0"/>
+              <w:jc w:val="left"/>
+              <w:rPr>
+                <w:rFonts w:ascii="Calibri" w:hAnsi="Calibri" w:cs="Calibri" w:eastAsia="Calibri"/>
+                <w:color w:val="auto"/>
+                <w:spacing w:val="0"/>
+                <w:position w:val="0"/>
+                <w:sz w:val="22"/>
+                <w:shd w:fill="auto" w:val="clear"/>
+              </w:rPr>
+            </w:pPr>
+            <w:r>
+              <w:object w:dxaOrig="5025" w:dyaOrig="1574">
+                <v:rect xmlns:o="urn:schemas-microsoft-com:office:office" xmlns:v="urn:schemas-microsoft-com:vml" id="rectole0000000002" style="width:251.250000pt;height:78.700000pt" o:preferrelative="t" o:ole="">
+                  <o:lock v:ext="edit"/>
+                  <v:imagedata xmlns:r="http://schemas.openxmlformats.org/officeDocument/2006/relationships" r:id="docRId6" o:title=""/>
+                </v:rect>
+                <o:OLEObject xmlns:r="http://schemas.openxmlformats.org/officeDocument/2006/relationships" xmlns:o="urn:schemas-microsoft-com:office:office" Type="Embed" ProgID="StaticDib" DrawAspect="Content" ObjectID="0000000002" ShapeID="rectole0000000002" r:id="docRId5"/>
+              </w:object>
+            </w:r>
+          </w:p>
+          <w:p>
+            <w:pPr>
+              <w:spacing w:before="0" w:after="0" w:line="240"/>
+              <w:ind w:right="0" w:left="0" w:firstLine="0"/>
+              <w:jc w:val="left"/>
+              <w:rPr>
+                <w:rFonts w:ascii="Calibri" w:hAnsi="Calibri" w:cs="Calibri" w:eastAsia="Calibri"/>
+                <w:color w:val="auto"/>
+                <w:spacing w:val="0"/>
+                <w:position w:val="0"/>
+                <w:sz w:val="22"/>
+                <w:shd w:fill="auto" w:val="clear"/>
+              </w:rPr>
+            </w:pPr>
           </w:p>
         </w:tc>
         <w:tc>
@@ -2610,11 +2678,22 @@
                 <w:shd w:fill="auto" w:val="clear"/>
               </w:rPr>
             </w:pPr>
-          </w:p>
-        </w:tc>
-        <w:tc>
-          <w:tcPr>
-            <w:tcW w:w="3090" w:type="dxa"/>
+            <w:r>
+              <w:rPr>
+                <w:rFonts w:ascii="Calibri" w:hAnsi="Calibri" w:cs="Calibri" w:eastAsia="Calibri"/>
+                <w:color w:val="auto"/>
+                <w:spacing w:val="0"/>
+                <w:position w:val="0"/>
+                <w:sz w:val="22"/>
+                <w:shd w:fill="auto" w:val="clear"/>
+              </w:rPr>
+              <w:t xml:space="preserve">on my website and seeing if they go to my next page </w:t>
+            </w:r>
+          </w:p>
+        </w:tc>
+        <w:tc>
+          <w:tcPr>
+            <w:tcW w:w="2595" w:type="dxa"/>
             <w:tcBorders>
               <w:top w:val="single" w:color="000000" w:sz="8"/>
               <w:left w:val="single" w:color="000000" w:sz="8"/>
@@ -2642,11 +2721,48 @@
                 <w:shd w:fill="auto" w:val="clear"/>
               </w:rPr>
             </w:pPr>
-          </w:p>
-        </w:tc>
-        <w:tc>
-          <w:tcPr>
-            <w:tcW w:w="1065" w:type="dxa"/>
+            <w:r>
+              <w:rPr>
+                <w:rFonts w:ascii="Calibri" w:hAnsi="Calibri" w:cs="Calibri" w:eastAsia="Calibri"/>
+                <w:color w:val="auto"/>
+                <w:spacing w:val="0"/>
+                <w:position w:val="0"/>
+                <w:sz w:val="22"/>
+                <w:shd w:fill="auto" w:val="clear"/>
+              </w:rPr>
+              <w:t xml:space="preserve">i expect it to go to the pages the links belong to example </w:t>
+            </w:r>
+          </w:p>
+          <w:p>
+            <w:pPr>
+              <w:spacing w:before="0" w:after="0" w:line="240"/>
+              <w:ind w:right="0" w:left="0" w:firstLine="0"/>
+              <w:jc w:val="left"/>
+              <w:rPr>
+                <w:rFonts w:ascii="Calibri" w:hAnsi="Calibri" w:cs="Calibri" w:eastAsia="Calibri"/>
+                <w:color w:val="auto"/>
+                <w:spacing w:val="0"/>
+                <w:position w:val="0"/>
+                <w:sz w:val="22"/>
+                <w:shd w:fill="auto" w:val="clear"/>
+              </w:rPr>
+            </w:pPr>
+            <w:r>
+              <w:rPr>
+                <w:rFonts w:ascii="Calibri" w:hAnsi="Calibri" w:cs="Calibri" w:eastAsia="Calibri"/>
+                <w:color w:val="auto"/>
+                <w:spacing w:val="0"/>
+                <w:position w:val="0"/>
+                <w:sz w:val="22"/>
+                <w:shd w:fill="auto" w:val="clear"/>
+              </w:rPr>
+              <w:t xml:space="preserve">' &lt;li&gt;&lt;a href= "/login"&gt;login&lt;/a&gt;'  goes to the /login page on a seprate page then were able to go back to the home page </w:t>
+            </w:r>
+          </w:p>
+        </w:tc>
+        <w:tc>
+          <w:tcPr>
+            <w:tcW w:w="1560" w:type="dxa"/>
             <w:tcBorders>
               <w:top w:val="single" w:color="000000" w:sz="8"/>
               <w:left w:val="single" w:color="000000" w:sz="8"/>
@@ -2674,6 +2790,43 @@
                 <w:shd w:fill="auto" w:val="clear"/>
               </w:rPr>
             </w:pPr>
+            <w:r>
+              <w:rPr>
+                <w:rFonts w:ascii="Calibri" w:hAnsi="Calibri" w:cs="Calibri" w:eastAsia="Calibri"/>
+                <w:color w:val="auto"/>
+                <w:spacing w:val="0"/>
+                <w:position w:val="0"/>
+                <w:sz w:val="22"/>
+                <w:shd w:fill="auto" w:val="clear"/>
+              </w:rPr>
+              <w:t xml:space="preserve">Pass </w:t>
+            </w:r>
+          </w:p>
+          <w:p>
+            <w:pPr>
+              <w:spacing w:before="0" w:after="0" w:line="240"/>
+              <w:ind w:right="0" w:left="0" w:firstLine="0"/>
+              <w:jc w:val="left"/>
+              <w:rPr>
+                <w:rFonts w:ascii="Calibri" w:hAnsi="Calibri" w:cs="Calibri" w:eastAsia="Calibri"/>
+                <w:color w:val="auto"/>
+                <w:spacing w:val="0"/>
+                <w:position w:val="0"/>
+                <w:sz w:val="22"/>
+                <w:shd w:fill="auto" w:val="clear"/>
+              </w:rPr>
+            </w:pPr>
+            <w:r>
+              <w:rPr>
+                <w:rFonts w:ascii="Calibri" w:hAnsi="Calibri" w:cs="Calibri" w:eastAsia="Calibri"/>
+                <w:color w:val="auto"/>
+                <w:spacing w:val="0"/>
+                <w:position w:val="0"/>
+                <w:sz w:val="22"/>
+                <w:shd w:fill="auto" w:val="clear"/>
+              </w:rPr>
+              <w:t xml:space="preserve">the links all go to there respectful pages and you are able to go back and fourth from home page to the next page </w:t>
+            </w:r>
           </w:p>
         </w:tc>
       </w:tr>
@@ -2712,6 +2865,56 @@
                 <w:shd w:fill="auto" w:val="clear"/>
               </w:rPr>
             </w:pPr>
+            <w:r>
+              <w:rPr>
+                <w:rFonts w:ascii="Calibri" w:hAnsi="Calibri" w:cs="Calibri" w:eastAsia="Calibri"/>
+                <w:color w:val="auto"/>
+                <w:spacing w:val="0"/>
+                <w:position w:val="0"/>
+                <w:sz w:val="22"/>
+                <w:shd w:fill="auto" w:val="clear"/>
+              </w:rPr>
+              <w:t xml:space="preserve">testing if the button to the sign up page works </w:t>
+            </w:r>
+          </w:p>
+          <w:p>
+            <w:pPr>
+              <w:spacing w:before="0" w:after="0" w:line="240"/>
+              <w:ind w:right="0" w:left="0" w:firstLine="0"/>
+              <w:jc w:val="left"/>
+              <w:rPr>
+                <w:rFonts w:ascii="Calibri" w:hAnsi="Calibri" w:cs="Calibri" w:eastAsia="Calibri"/>
+                <w:color w:val="auto"/>
+                <w:spacing w:val="0"/>
+                <w:position w:val="0"/>
+                <w:sz w:val="22"/>
+                <w:shd w:fill="auto" w:val="clear"/>
+              </w:rPr>
+            </w:pPr>
+            <w:r>
+              <w:object w:dxaOrig="5325" w:dyaOrig="299">
+                <v:rect xmlns:o="urn:schemas-microsoft-com:office:office" xmlns:v="urn:schemas-microsoft-com:vml" id="rectole0000000003" style="width:266.250000pt;height:14.950000pt" o:preferrelative="t" o:ole="">
+                  <o:lock v:ext="edit"/>
+                  <v:imagedata xmlns:r="http://schemas.openxmlformats.org/officeDocument/2006/relationships" r:id="docRId8" o:title=""/>
+                </v:rect>
+                <o:OLEObject xmlns:r="http://schemas.openxmlformats.org/officeDocument/2006/relationships" xmlns:o="urn:schemas-microsoft-com:office:office" Type="Embed" ProgID="StaticDib" DrawAspect="Content" ObjectID="0000000003" ShapeID="rectole0000000003" r:id="docRId7"/>
+              </w:object>
+            </w:r>
+          </w:p>
+          <w:p>
+            <w:pPr>
+              <w:spacing w:before="0" w:after="0" w:line="240"/>
+              <w:ind w:right="0" w:left="0" w:firstLine="0"/>
+              <w:jc w:val="left"/>
+              <w:rPr>
+                <w:rFonts w:ascii="Calibri" w:hAnsi="Calibri" w:cs="Calibri" w:eastAsia="Calibri"/>
+                <w:color w:val="auto"/>
+                <w:spacing w:val="0"/>
+                <w:position w:val="0"/>
+                <w:sz w:val="22"/>
+                <w:shd w:fill="auto" w:val="clear"/>
+              </w:rPr>
+            </w:pPr>
           </w:p>
         </w:tc>
         <w:tc>
@@ -2744,11 +2947,22 @@
                 <w:shd w:fill="auto" w:val="clear"/>
               </w:rPr>
             </w:pPr>
-          </w:p>
-        </w:tc>
-        <w:tc>
-          <w:tcPr>
-            <w:tcW w:w="3090" w:type="dxa"/>
+            <w:r>
+              <w:rPr>
+                <w:rFonts w:ascii="Calibri" w:hAnsi="Calibri" w:cs="Calibri" w:eastAsia="Calibri"/>
+                <w:color w:val="auto"/>
+                <w:spacing w:val="0"/>
+                <w:position w:val="0"/>
+                <w:sz w:val="22"/>
+                <w:shd w:fill="auto" w:val="clear"/>
+              </w:rPr>
+              <w:t xml:space="preserve">pressing the button on the website to see if it takes the user to the sign up page where it will say "sign up page" </w:t>
+            </w:r>
+          </w:p>
+        </w:tc>
+        <w:tc>
+          <w:tcPr>
+            <w:tcW w:w="2595" w:type="dxa"/>
             <w:tcBorders>
               <w:top w:val="single" w:color="000000" w:sz="8"/>
               <w:left w:val="single" w:color="000000" w:sz="8"/>
@@ -2776,11 +2990,22 @@
                 <w:shd w:fill="auto" w:val="clear"/>
               </w:rPr>
             </w:pPr>
-          </w:p>
-        </w:tc>
-        <w:tc>
-          <w:tcPr>
-            <w:tcW w:w="1065" w:type="dxa"/>
+            <w:r>
+              <w:rPr>
+                <w:rFonts w:ascii="Calibri" w:hAnsi="Calibri" w:cs="Calibri" w:eastAsia="Calibri"/>
+                <w:color w:val="auto"/>
+                <w:spacing w:val="0"/>
+                <w:position w:val="0"/>
+                <w:sz w:val="22"/>
+                <w:shd w:fill="auto" w:val="clear"/>
+              </w:rPr>
+              <w:t xml:space="preserve">it is expected to take the user from the front page to the next page which will be the sign up page </w:t>
+            </w:r>
+          </w:p>
+        </w:tc>
+        <w:tc>
+          <w:tcPr>
+            <w:tcW w:w="1560" w:type="dxa"/>
             <w:tcBorders>
               <w:top w:val="single" w:color="000000" w:sz="8"/>
               <w:left w:val="single" w:color="000000" w:sz="8"/>
@@ -2808,6 +3033,43 @@
                 <w:shd w:fill="auto" w:val="clear"/>
               </w:rPr>
             </w:pPr>
+            <w:r>
+              <w:rPr>
+                <w:rFonts w:ascii="Calibri" w:hAnsi="Calibri" w:cs="Calibri" w:eastAsia="Calibri"/>
+                <w:color w:val="auto"/>
+                <w:spacing w:val="0"/>
+                <w:position w:val="0"/>
+                <w:sz w:val="22"/>
+                <w:shd w:fill="auto" w:val="clear"/>
+              </w:rPr>
+              <w:t xml:space="preserve">Pass</w:t>
+            </w:r>
+          </w:p>
+          <w:p>
+            <w:pPr>
+              <w:spacing w:before="0" w:after="0" w:line="240"/>
+              <w:ind w:right="0" w:left="0" w:firstLine="0"/>
+              <w:jc w:val="left"/>
+              <w:rPr>
+                <w:rFonts w:ascii="Calibri" w:hAnsi="Calibri" w:cs="Calibri" w:eastAsia="Calibri"/>
+                <w:color w:val="auto"/>
+                <w:spacing w:val="0"/>
+                <w:position w:val="0"/>
+                <w:sz w:val="22"/>
+                <w:shd w:fill="auto" w:val="clear"/>
+              </w:rPr>
+            </w:pPr>
+            <w:r>
+              <w:rPr>
+                <w:rFonts w:ascii="Calibri" w:hAnsi="Calibri" w:cs="Calibri" w:eastAsia="Calibri"/>
+                <w:color w:val="auto"/>
+                <w:spacing w:val="0"/>
+                <w:position w:val="0"/>
+                <w:sz w:val="22"/>
+                <w:shd w:fill="auto" w:val="clear"/>
+              </w:rPr>
+              <w:t xml:space="preserve">as expected the button works allowing the user to go the sign up page </w:t>
+            </w:r>
           </w:p>
         </w:tc>
       </w:tr>
@@ -2846,6 +3108,95 @@
                 <w:shd w:fill="auto" w:val="clear"/>
               </w:rPr>
             </w:pPr>
+            <w:r>
+              <w:rPr>
+                <w:rFonts w:ascii="Calibri" w:hAnsi="Calibri" w:cs="Calibri" w:eastAsia="Calibri"/>
+                <w:color w:val="auto"/>
+                <w:spacing w:val="0"/>
+                <w:position w:val="0"/>
+                <w:sz w:val="22"/>
+                <w:shd w:fill="auto" w:val="clear"/>
+              </w:rPr>
+              <w:t xml:space="preserve">testing if the navbar is consistant  through all pages </w:t>
+            </w:r>
+          </w:p>
+          <w:p>
+            <w:pPr>
+              <w:spacing w:before="0" w:after="0" w:line="240"/>
+              <w:ind w:right="0" w:left="0" w:firstLine="0"/>
+              <w:jc w:val="left"/>
+              <w:rPr>
+                <w:rFonts w:ascii="Calibri" w:hAnsi="Calibri" w:cs="Calibri" w:eastAsia="Calibri"/>
+                <w:color w:val="auto"/>
+                <w:spacing w:val="0"/>
+                <w:position w:val="0"/>
+                <w:sz w:val="22"/>
+                <w:shd w:fill="auto" w:val="clear"/>
+              </w:rPr>
+            </w:pPr>
+            <w:r>
+              <w:object w:dxaOrig="3509" w:dyaOrig="329">
+                <v:rect xmlns:o="urn:schemas-microsoft-com:office:office" xmlns:v="urn:schemas-microsoft-com:vml" id="rectole0000000004" style="width:175.450000pt;height:16.450000pt" o:preferrelative="t" o:ole="">
+                  <o:lock v:ext="edit"/>
+                  <v:imagedata xmlns:r="http://schemas.openxmlformats.org/officeDocument/2006/relationships" r:id="docRId10" o:title=""/>
+                </v:rect>
+                <o:OLEObject xmlns:r="http://schemas.openxmlformats.org/officeDocument/2006/relationships" xmlns:o="urn:schemas-microsoft-com:office:office" Type="Embed" ProgID="StaticDib" DrawAspect="Content" ObjectID="0000000004" ShapeID="rectole0000000004" r:id="docRId9"/>
+              </w:object>
+            </w:r>
+          </w:p>
+          <w:p>
+            <w:pPr>
+              <w:spacing w:before="0" w:after="0" w:line="240"/>
+              <w:ind w:right="0" w:left="0" w:firstLine="0"/>
+              <w:jc w:val="left"/>
+              <w:rPr>
+                <w:rFonts w:ascii="Calibri" w:hAnsi="Calibri" w:cs="Calibri" w:eastAsia="Calibri"/>
+                <w:color w:val="auto"/>
+                <w:spacing w:val="0"/>
+                <w:position w:val="0"/>
+                <w:sz w:val="22"/>
+                <w:shd w:fill="auto" w:val="clear"/>
+              </w:rPr>
+            </w:pPr>
+          </w:p>
+          <w:p>
+            <w:pPr>
+              <w:spacing w:before="0" w:after="0" w:line="240"/>
+              <w:ind w:right="0" w:left="0" w:firstLine="0"/>
+              <w:jc w:val="left"/>
+              <w:rPr>
+                <w:rFonts w:ascii="Calibri" w:hAnsi="Calibri" w:cs="Calibri" w:eastAsia="Calibri"/>
+                <w:color w:val="auto"/>
+                <w:spacing w:val="0"/>
+                <w:position w:val="0"/>
+                <w:sz w:val="22"/>
+                <w:shd w:fill="auto" w:val="clear"/>
+              </w:rPr>
+            </w:pPr>
+            <w:r>
+              <w:object w:dxaOrig="6029" w:dyaOrig="734">
+                <v:rect xmlns:o="urn:schemas-microsoft-com:office:office" xmlns:v="urn:schemas-microsoft-com:vml" id="rectole0000000005" style="width:301.450000pt;height:36.700000pt" o:preferrelative="t" o:ole="">
+                  <o:lock v:ext="edit"/>
+                  <v:imagedata xmlns:r="http://schemas.openxmlformats.org/officeDocument/2006/relationships" r:id="docRId12" o:title=""/>
+                </v:rect>
+                <o:OLEObject xmlns:r="http://schemas.openxmlformats.org/officeDocument/2006/relationships" xmlns:o="urn:schemas-microsoft-com:office:office" Type="Embed" ProgID="StaticDib" DrawAspect="Content" ObjectID="0000000005" ShapeID="rectole0000000005" r:id="docRId11"/>
+              </w:object>
+            </w:r>
+          </w:p>
+          <w:p>
+            <w:pPr>
+              <w:spacing w:before="0" w:after="0" w:line="240"/>
+              <w:ind w:right="0" w:left="0" w:firstLine="0"/>
+              <w:jc w:val="left"/>
+              <w:rPr>
+                <w:rFonts w:ascii="Calibri" w:hAnsi="Calibri" w:cs="Calibri" w:eastAsia="Calibri"/>
+                <w:color w:val="auto"/>
+                <w:spacing w:val="0"/>
+                <w:position w:val="0"/>
+                <w:sz w:val="22"/>
+                <w:shd w:fill="auto" w:val="clear"/>
+              </w:rPr>
+            </w:pPr>
           </w:p>
         </w:tc>
         <w:tc>
@@ -2878,11 +3229,22 @@
                 <w:shd w:fill="auto" w:val="clear"/>
               </w:rPr>
             </w:pPr>
-          </w:p>
-        </w:tc>
-        <w:tc>
-          <w:tcPr>
-            <w:tcW w:w="3090" w:type="dxa"/>
+            <w:r>
+              <w:rPr>
+                <w:rFonts w:ascii="Calibri" w:hAnsi="Calibri" w:cs="Calibri" w:eastAsia="Calibri"/>
+                <w:color w:val="auto"/>
+                <w:spacing w:val="0"/>
+                <w:position w:val="0"/>
+                <w:sz w:val="22"/>
+                <w:shd w:fill="auto" w:val="clear"/>
+              </w:rPr>
+              <w:t xml:space="preserve">i will be testing it by heading to each link to see if the navbar is on eachh page </w:t>
+            </w:r>
+          </w:p>
+        </w:tc>
+        <w:tc>
+          <w:tcPr>
+            <w:tcW w:w="2595" w:type="dxa"/>
             <w:tcBorders>
               <w:top w:val="single" w:color="000000" w:sz="8"/>
               <w:left w:val="single" w:color="000000" w:sz="8"/>
@@ -2910,11 +3272,48 @@
                 <w:shd w:fill="auto" w:val="clear"/>
               </w:rPr>
             </w:pPr>
-          </w:p>
-        </w:tc>
-        <w:tc>
-          <w:tcPr>
-            <w:tcW w:w="1065" w:type="dxa"/>
+            <w:r>
+              <w:rPr>
+                <w:rFonts w:ascii="Calibri" w:hAnsi="Calibri" w:cs="Calibri" w:eastAsia="Calibri"/>
+                <w:color w:val="auto"/>
+                <w:spacing w:val="0"/>
+                <w:position w:val="0"/>
+                <w:sz w:val="22"/>
+                <w:shd w:fill="auto" w:val="clear"/>
+              </w:rPr>
+              <w:t xml:space="preserve">it is expected to be in each page  so when the user uses it they are able to each page and back. this should work for </w:t>
+            </w:r>
+          </w:p>
+          <w:p>
+            <w:pPr>
+              <w:spacing w:before="0" w:after="0" w:line="240"/>
+              <w:ind w:right="0" w:left="0" w:firstLine="0"/>
+              <w:jc w:val="left"/>
+              <w:rPr>
+                <w:rFonts w:ascii="Calibri" w:hAnsi="Calibri" w:cs="Calibri" w:eastAsia="Calibri"/>
+                <w:color w:val="auto"/>
+                <w:spacing w:val="0"/>
+                <w:position w:val="0"/>
+                <w:sz w:val="22"/>
+                <w:shd w:fill="auto" w:val="clear"/>
+              </w:rPr>
+            </w:pPr>
+            <w:r>
+              <w:rPr>
+                <w:rFonts w:ascii="Calibri" w:hAnsi="Calibri" w:cs="Calibri" w:eastAsia="Calibri"/>
+                <w:color w:val="auto"/>
+                <w:spacing w:val="0"/>
+                <w:position w:val="0"/>
+                <w:sz w:val="22"/>
+                <w:shd w:fill="auto" w:val="clear"/>
+              </w:rPr>
+              <w:t xml:space="preserve">main, libary, login and sign up </w:t>
+            </w:r>
+          </w:p>
+        </w:tc>
+        <w:tc>
+          <w:tcPr>
+            <w:tcW w:w="1560" w:type="dxa"/>
             <w:tcBorders>
               <w:top w:val="single" w:color="000000" w:sz="8"/>
               <w:left w:val="single" w:color="000000" w:sz="8"/>
@@ -2928,6 +3327,58 @@
             </w:tcMar>
             <w:vAlign w:val="top"/>
           </w:tcPr>
+          <w:p>
+            <w:pPr>
+              <w:spacing w:before="0" w:after="0" w:line="240"/>
+              <w:ind w:right="0" w:left="0" w:firstLine="0"/>
+              <w:jc w:val="left"/>
+              <w:rPr>
+                <w:rFonts w:ascii="Calibri" w:hAnsi="Calibri" w:cs="Calibri" w:eastAsia="Calibri"/>
+                <w:color w:val="auto"/>
+                <w:spacing w:val="0"/>
+                <w:position w:val="0"/>
+                <w:sz w:val="22"/>
+                <w:shd w:fill="auto" w:val="clear"/>
+              </w:rPr>
+            </w:pPr>
+            <w:r>
+              <w:rPr>
+                <w:rFonts w:ascii="Calibri" w:hAnsi="Calibri" w:cs="Calibri" w:eastAsia="Calibri"/>
+                <w:color w:val="auto"/>
+                <w:spacing w:val="0"/>
+                <w:position w:val="0"/>
+                <w:sz w:val="22"/>
+                <w:shd w:fill="auto" w:val="clear"/>
+              </w:rPr>
+              <w:t xml:space="preserve">Pass </w:t>
+            </w:r>
+          </w:p>
+          <w:p>
+            <w:pPr>
+              <w:spacing w:before="0" w:after="0" w:line="240"/>
+              <w:ind w:right="0" w:left="0" w:firstLine="0"/>
+              <w:jc w:val="left"/>
+              <w:rPr>
+                <w:rFonts w:ascii="Calibri" w:hAnsi="Calibri" w:cs="Calibri" w:eastAsia="Calibri"/>
+                <w:color w:val="auto"/>
+                <w:spacing w:val="0"/>
+                <w:position w:val="0"/>
+                <w:sz w:val="22"/>
+                <w:shd w:fill="auto" w:val="clear"/>
+              </w:rPr>
+            </w:pPr>
+            <w:r>
+              <w:rPr>
+                <w:rFonts w:ascii="Calibri" w:hAnsi="Calibri" w:cs="Calibri" w:eastAsia="Calibri"/>
+                <w:color w:val="auto"/>
+                <w:spacing w:val="0"/>
+                <w:position w:val="0"/>
+                <w:sz w:val="22"/>
+                <w:shd w:fill="auto" w:val="clear"/>
+              </w:rPr>
+              <w:t xml:space="preserve">all pages have the navbar and is useable. </w:t>
+            </w:r>
+          </w:p>
           <w:p>
             <w:pPr>
               <w:spacing w:before="0" w:after="0" w:line="240"/>
@@ -3016,7 +3467,7 @@
         </w:tc>
         <w:tc>
           <w:tcPr>
-            <w:tcW w:w="3090" w:type="dxa"/>
+            <w:tcW w:w="2595" w:type="dxa"/>
             <w:tcBorders>
               <w:top w:val="single" w:color="000000" w:sz="8"/>
               <w:left w:val="single" w:color="000000" w:sz="8"/>
@@ -3048,7 +3499,7 @@
         </w:tc>
         <w:tc>
           <w:tcPr>
-            <w:tcW w:w="1065" w:type="dxa"/>
+            <w:tcW w:w="1560" w:type="dxa"/>
             <w:tcBorders>
               <w:top w:val="single" w:color="000000" w:sz="8"/>
               <w:left w:val="single" w:color="000000" w:sz="8"/>
@@ -3150,7 +3601,7 @@
         </w:tc>
         <w:tc>
           <w:tcPr>
-            <w:tcW w:w="3090" w:type="dxa"/>
+            <w:tcW w:w="2595" w:type="dxa"/>
             <w:tcBorders>
               <w:top w:val="single" w:color="000000" w:sz="8"/>
               <w:left w:val="single" w:color="000000" w:sz="8"/>
@@ -3182,7 +3633,7 @@
         </w:tc>
         <w:tc>
           <w:tcPr>
-            <w:tcW w:w="1065" w:type="dxa"/>
+            <w:tcW w:w="1560" w:type="dxa"/>
             <w:tcBorders>
               <w:top w:val="single" w:color="000000" w:sz="8"/>
               <w:left w:val="single" w:color="000000" w:sz="8"/>
@@ -3284,7 +3735,7 @@
         </w:tc>
         <w:tc>
           <w:tcPr>
-            <w:tcW w:w="3090" w:type="dxa"/>
+            <w:tcW w:w="2595" w:type="dxa"/>
             <w:tcBorders>
               <w:top w:val="single" w:color="000000" w:sz="8"/>
               <w:left w:val="single" w:color="000000" w:sz="8"/>
@@ -3316,7 +3767,7 @@
         </w:tc>
         <w:tc>
           <w:tcPr>
-            <w:tcW w:w="1065" w:type="dxa"/>
+            <w:tcW w:w="1560" w:type="dxa"/>
             <w:tcBorders>
               <w:top w:val="single" w:color="000000" w:sz="8"/>
               <w:left w:val="single" w:color="000000" w:sz="8"/>
@@ -3427,7 +3878,6 @@
                 <w:spacing w:val="0"/>
                 <w:position w:val="0"/>
                 <w:sz w:val="22"/>
-                <w:shd w:fill="auto" w:val="clear"/>
               </w:rPr>
             </w:pPr>
             <w:r>
@@ -3495,51 +3945,69 @@
                 <w:shd w:fill="auto" w:val="clear"/>
               </w:rPr>
             </w:pPr>
-          </w:p>
-          <w:p>
-            <w:pPr>
-              <w:spacing w:before="0" w:after="0" w:line="240"/>
-              <w:ind w:right="0" w:left="0" w:firstLine="0"/>
-              <w:jc w:val="left"/>
-              <w:rPr>
-                <w:rFonts w:ascii="Arial" w:hAnsi="Arial" w:cs="Arial" w:eastAsia="Arial"/>
-                <w:color w:val="auto"/>
-                <w:spacing w:val="0"/>
-                <w:position w:val="0"/>
-                <w:sz w:val="22"/>
-                <w:shd w:fill="auto" w:val="clear"/>
-              </w:rPr>
-            </w:pPr>
-          </w:p>
-          <w:p>
-            <w:pPr>
-              <w:spacing w:before="0" w:after="0" w:line="240"/>
-              <w:ind w:right="0" w:left="0" w:firstLine="0"/>
-              <w:jc w:val="left"/>
-              <w:rPr>
-                <w:rFonts w:ascii="Arial" w:hAnsi="Arial" w:cs="Arial" w:eastAsia="Arial"/>
-                <w:color w:val="auto"/>
-                <w:spacing w:val="0"/>
-                <w:position w:val="0"/>
-                <w:sz w:val="22"/>
-                <w:shd w:fill="auto" w:val="clear"/>
-              </w:rPr>
-            </w:pPr>
-          </w:p>
-          <w:p>
-            <w:pPr>
-              <w:spacing w:before="0" w:after="0" w:line="240"/>
-              <w:ind w:right="0" w:left="0" w:firstLine="0"/>
-              <w:jc w:val="left"/>
-              <w:rPr>
-                <w:rFonts w:ascii="Arial" w:hAnsi="Arial" w:cs="Arial" w:eastAsia="Arial"/>
-                <w:color w:val="auto"/>
-                <w:spacing w:val="0"/>
-                <w:position w:val="0"/>
-                <w:sz w:val="22"/>
-                <w:shd w:fill="auto" w:val="clear"/>
-              </w:rPr>
-            </w:pPr>
+            <w:r>
+              <w:rPr>
+                <w:rFonts w:ascii="Arial" w:hAnsi="Arial" w:cs="Arial" w:eastAsia="Arial"/>
+                <w:color w:val="auto"/>
+                <w:spacing w:val="0"/>
+                <w:position w:val="0"/>
+                <w:sz w:val="22"/>
+                <w:shd w:fill="auto" w:val="clear"/>
+              </w:rPr>
+              <w:t xml:space="preserve">In review of my websites creation journey i can say that its going much slower than needed especially when it came to linking my database and at this moment is still an issue that I am trying to fix but many negatives comes with positives like my navbar was successful.</w:t>
+            </w:r>
+          </w:p>
+          <w:p>
+            <w:pPr>
+              <w:spacing w:before="0" w:after="0" w:line="240"/>
+              <w:ind w:right="0" w:left="0" w:firstLine="0"/>
+              <w:jc w:val="left"/>
+              <w:rPr>
+                <w:rFonts w:ascii="Arial" w:hAnsi="Arial" w:cs="Arial" w:eastAsia="Arial"/>
+                <w:color w:val="auto"/>
+                <w:spacing w:val="0"/>
+                <w:position w:val="0"/>
+                <w:sz w:val="22"/>
+                <w:shd w:fill="auto" w:val="clear"/>
+              </w:rPr>
+            </w:pPr>
+            <w:r>
+              <w:rPr>
+                <w:rFonts w:ascii="Arial" w:hAnsi="Arial" w:cs="Arial" w:eastAsia="Arial"/>
+                <w:color w:val="auto"/>
+                <w:spacing w:val="0"/>
+                <w:position w:val="0"/>
+                <w:sz w:val="22"/>
+                <w:shd w:fill="auto" w:val="clear"/>
+              </w:rPr>
+              <w:t xml:space="preserve"> which was something i expected to take the longest among everything but also the links and having more pages were easy to create once I learnt how to create them. The hardest thing to code was the definitely linking my database to my site as I wasnt able to find anything online that explained it better than the flask and the fact I cant load my website now because of it for reasons i need to fix.</w:t>
+            </w:r>
+          </w:p>
+          <w:p>
+            <w:pPr>
+              <w:spacing w:before="0" w:after="0" w:line="240"/>
+              <w:ind w:right="0" w:left="0" w:firstLine="0"/>
+              <w:jc w:val="left"/>
+              <w:rPr>
+                <w:rFonts w:ascii="Arial" w:hAnsi="Arial" w:cs="Arial" w:eastAsia="Arial"/>
+                <w:color w:val="auto"/>
+                <w:spacing w:val="0"/>
+                <w:position w:val="0"/>
+                <w:sz w:val="22"/>
+                <w:shd w:fill="auto" w:val="clear"/>
+              </w:rPr>
+            </w:pPr>
+            <w:r>
+              <w:rPr>
+                <w:rFonts w:ascii="Arial" w:hAnsi="Arial" w:cs="Arial" w:eastAsia="Arial"/>
+                <w:color w:val="auto"/>
+                <w:spacing w:val="0"/>
+                <w:position w:val="0"/>
+                <w:sz w:val="22"/>
+                <w:shd w:fill="auto" w:val="clear"/>
+              </w:rPr>
+              <w:t xml:space="preserve"> also creating a ERD where I need to link up my pages and make connections  was also a challenge since I didn't really know what I should make into a table but most definitely have more the further along the creation of the site is being done.</w:t>
+            </w:r>
           </w:p>
           <w:p>
             <w:pPr>
@@ -3733,7 +4201,6 @@
               <w:rPr>
                 <w:spacing w:val="0"/>
                 <w:position w:val="0"/>
-                <w:shd w:fill="auto" w:val="clear"/>
               </w:rPr>
             </w:pPr>
             <w:r>
@@ -3812,7 +4279,6 @@
                 <w:spacing w:val="0"/>
                 <w:position w:val="0"/>
                 <w:sz w:val="22"/>
-                <w:shd w:fill="auto" w:val="clear"/>
               </w:rPr>
             </w:pPr>
           </w:p>
@@ -4242,7 +4708,6 @@
                 <w:spacing w:val="0"/>
                 <w:position w:val="0"/>
                 <w:sz w:val="22"/>
-                <w:shd w:fill="auto" w:val="clear"/>
               </w:rPr>
             </w:pPr>
           </w:p>
@@ -4658,7 +5123,6 @@
                 <w:spacing w:val="0"/>
                 <w:position w:val="0"/>
                 <w:sz w:val="22"/>
-                <w:shd w:fill="auto" w:val="clear"/>
               </w:rPr>
             </w:pPr>
           </w:p>
@@ -4788,7 +5252,6 @@
                 <w:spacing w:val="0"/>
                 <w:position w:val="0"/>
                 <w:sz w:val="22"/>
-                <w:shd w:fill="auto" w:val="clear"/>
               </w:rPr>
             </w:pPr>
             <w:r>
@@ -4934,7 +5397,6 @@
                 <w:spacing w:val="0"/>
                 <w:position w:val="0"/>
                 <w:sz w:val="22"/>
-                <w:shd w:fill="auto" w:val="clear"/>
               </w:rPr>
             </w:pPr>
             <w:r>
@@ -4978,7 +5440,6 @@
                 <w:spacing w:val="0"/>
                 <w:position w:val="0"/>
                 <w:sz w:val="22"/>
-                <w:shd w:fill="auto" w:val="clear"/>
               </w:rPr>
             </w:pPr>
             <w:r>
@@ -5022,7 +5483,6 @@
                 <w:spacing w:val="0"/>
                 <w:position w:val="0"/>
                 <w:sz w:val="22"/>
-                <w:shd w:fill="auto" w:val="clear"/>
               </w:rPr>
             </w:pPr>
             <w:r>
@@ -5066,7 +5526,6 @@
                 <w:spacing w:val="0"/>
                 <w:position w:val="0"/>
                 <w:sz w:val="22"/>
-                <w:shd w:fill="auto" w:val="clear"/>
               </w:rPr>
             </w:pPr>
             <w:r>
@@ -5968,7 +6427,6 @@
                 <w:spacing w:val="0"/>
                 <w:position w:val="0"/>
                 <w:sz w:val="22"/>
-                <w:shd w:fill="auto" w:val="clear"/>
               </w:rPr>
             </w:pPr>
             <w:r>
@@ -6092,7 +6550,6 @@
                 <w:spacing w:val="0"/>
                 <w:position w:val="0"/>
                 <w:sz w:val="22"/>
-                <w:shd w:fill="auto" w:val="clear"/>
               </w:rPr>
             </w:pPr>
           </w:p>
@@ -6245,7 +6702,6 @@
               <w:rPr>
                 <w:spacing w:val="0"/>
                 <w:position w:val="0"/>
-                <w:shd w:fill="auto" w:val="clear"/>
               </w:rPr>
             </w:pPr>
             <w:r>
@@ -6324,7 +6780,6 @@
                 <w:spacing w:val="0"/>
                 <w:position w:val="0"/>
                 <w:sz w:val="22"/>
-                <w:shd w:fill="auto" w:val="clear"/>
               </w:rPr>
             </w:pPr>
           </w:p>
@@ -6754,7 +7209,6 @@
                 <w:spacing w:val="0"/>
                 <w:position w:val="0"/>
                 <w:sz w:val="22"/>
-                <w:shd w:fill="auto" w:val="clear"/>
               </w:rPr>
             </w:pPr>
           </w:p>
@@ -7170,7 +7624,6 @@
                 <w:spacing w:val="0"/>
                 <w:position w:val="0"/>
                 <w:sz w:val="22"/>
-                <w:shd w:fill="auto" w:val="clear"/>
               </w:rPr>
             </w:pPr>
           </w:p>
@@ -7300,7 +7753,6 @@
                 <w:spacing w:val="0"/>
                 <w:position w:val="0"/>
                 <w:sz w:val="22"/>
-                <w:shd w:fill="auto" w:val="clear"/>
               </w:rPr>
             </w:pPr>
             <w:r>
@@ -7446,7 +7898,6 @@
                 <w:spacing w:val="0"/>
                 <w:position w:val="0"/>
                 <w:sz w:val="22"/>
-                <w:shd w:fill="auto" w:val="clear"/>
               </w:rPr>
             </w:pPr>
             <w:r>
@@ -7490,7 +7941,6 @@
                 <w:spacing w:val="0"/>
                 <w:position w:val="0"/>
                 <w:sz w:val="22"/>
-                <w:shd w:fill="auto" w:val="clear"/>
               </w:rPr>
             </w:pPr>
             <w:r>
@@ -7534,7 +7984,6 @@
                 <w:spacing w:val="0"/>
                 <w:position w:val="0"/>
                 <w:sz w:val="22"/>
-                <w:shd w:fill="auto" w:val="clear"/>
               </w:rPr>
             </w:pPr>
             <w:r>
@@ -7578,7 +8027,6 @@
                 <w:spacing w:val="0"/>
                 <w:position w:val="0"/>
                 <w:sz w:val="22"/>
-                <w:shd w:fill="auto" w:val="clear"/>
               </w:rPr>
             </w:pPr>
             <w:r>
@@ -8535,7 +8983,6 @@
                 <w:color w:val="auto"/>
                 <w:spacing w:val="0"/>
                 <w:position w:val="0"/>
-                <w:shd w:fill="auto" w:val="clear"/>
               </w:rPr>
             </w:pPr>
             <w:r>
@@ -8854,7 +9301,6 @@
                 <w:spacing w:val="0"/>
                 <w:position w:val="0"/>
                 <w:sz w:val="22"/>
-                <w:shd w:fill="auto" w:val="clear"/>
               </w:rPr>
             </w:pPr>
           </w:p>
@@ -8969,7 +9415,6 @@
                 <w:rFonts w:ascii="Calibri" w:hAnsi="Calibri" w:cs="Calibri" w:eastAsia="Calibri"/>
                 <w:spacing w:val="0"/>
                 <w:position w:val="0"/>
-                <w:shd w:fill="auto" w:val="clear"/>
               </w:rPr>
             </w:pPr>
             <w:r>
@@ -9198,7 +9643,6 @@
                 <w:spacing w:val="0"/>
                 <w:position w:val="0"/>
                 <w:sz w:val="22"/>
-                <w:shd w:fill="auto" w:val="clear"/>
               </w:rPr>
             </w:pPr>
           </w:p>
@@ -9399,7 +9843,7 @@
         </w:rPr>
         <w:tab/>
       </w:r>
-      <w:hyperlink xmlns:r="http://schemas.openxmlformats.org/officeDocument/2006/relationships" r:id="docRId3">
+      <w:hyperlink xmlns:r="http://schemas.openxmlformats.org/officeDocument/2006/relationships" r:id="docRId13">
         <w:r>
           <w:rPr>
             <w:rFonts w:ascii="Arial" w:hAnsi="Arial" w:cs="Arial" w:eastAsia="Arial"/>
@@ -9466,7 +9910,6 @@
                 <w:color w:val="auto"/>
                 <w:spacing w:val="0"/>
                 <w:position w:val="0"/>
-                <w:shd w:fill="auto" w:val="clear"/>
               </w:rPr>
             </w:pPr>
             <w:r>
@@ -9508,7 +9951,6 @@
                 <w:color w:val="auto"/>
                 <w:spacing w:val="0"/>
                 <w:position w:val="0"/>
-                <w:shd w:fill="auto" w:val="clear"/>
               </w:rPr>
             </w:pPr>
             <w:r>
@@ -9550,7 +9992,6 @@
                 <w:color w:val="auto"/>
                 <w:spacing w:val="0"/>
                 <w:position w:val="0"/>
-                <w:shd w:fill="auto" w:val="clear"/>
               </w:rPr>
             </w:pPr>
             <w:r>
@@ -9597,7 +10038,6 @@
                 <w:color w:val="auto"/>
                 <w:spacing w:val="0"/>
                 <w:position w:val="0"/>
-                <w:shd w:fill="auto" w:val="clear"/>
               </w:rPr>
             </w:pPr>
             <w:r>
@@ -9638,7 +10078,6 @@
                 <w:color w:val="auto"/>
                 <w:spacing w:val="0"/>
                 <w:position w:val="0"/>
-                <w:shd w:fill="auto" w:val="clear"/>
               </w:rPr>
             </w:pPr>
             <w:r>
@@ -9717,7 +10156,6 @@
                 <w:color w:val="auto"/>
                 <w:spacing w:val="0"/>
                 <w:position w:val="0"/>
-                <w:shd w:fill="auto" w:val="clear"/>
               </w:rPr>
             </w:pPr>
             <w:r>
@@ -9836,7 +10274,6 @@
                 <w:color w:val="auto"/>
                 <w:spacing w:val="0"/>
                 <w:position w:val="0"/>
-                <w:shd w:fill="auto" w:val="clear"/>
               </w:rPr>
             </w:pPr>
           </w:p>
@@ -9904,7 +10341,6 @@
                 <w:color w:val="auto"/>
                 <w:spacing w:val="0"/>
                 <w:position w:val="0"/>
-                <w:shd w:fill="auto" w:val="clear"/>
               </w:rPr>
             </w:pPr>
             <w:r>
@@ -9945,7 +10381,6 @@
                 <w:color w:val="auto"/>
                 <w:spacing w:val="0"/>
                 <w:position w:val="0"/>
-                <w:shd w:fill="auto" w:val="clear"/>
               </w:rPr>
             </w:pPr>
             <w:r>
@@ -10024,7 +10459,6 @@
                 <w:color w:val="auto"/>
                 <w:spacing w:val="0"/>
                 <w:position w:val="0"/>
-                <w:shd w:fill="auto" w:val="clear"/>
               </w:rPr>
             </w:pPr>
             <w:r>
@@ -10065,7 +10499,6 @@
                 <w:color w:val="auto"/>
                 <w:spacing w:val="0"/>
                 <w:position w:val="0"/>
-                <w:shd w:fill="auto" w:val="clear"/>
               </w:rPr>
             </w:pPr>
             <w:r>
@@ -10144,7 +10577,6 @@
                 <w:color w:val="auto"/>
                 <w:spacing w:val="0"/>
                 <w:position w:val="0"/>
-                <w:shd w:fill="auto" w:val="clear"/>
               </w:rPr>
             </w:pPr>
             <w:r>
@@ -10256,7 +10688,6 @@
                 <w:color w:val="auto"/>
                 <w:spacing w:val="0"/>
                 <w:position w:val="0"/>
-                <w:shd w:fill="auto" w:val="clear"/>
               </w:rPr>
             </w:pPr>
             <w:r>
@@ -10323,7 +10754,6 @@
                 <w:color w:val="auto"/>
                 <w:spacing w:val="0"/>
                 <w:position w:val="0"/>
-                <w:shd w:fill="auto" w:val="clear"/>
               </w:rPr>
             </w:pPr>
             <w:r>
@@ -10402,7 +10832,6 @@
                 <w:color w:val="auto"/>
                 <w:spacing w:val="0"/>
                 <w:position w:val="0"/>
-                <w:shd w:fill="auto" w:val="clear"/>
               </w:rPr>
             </w:pPr>
             <w:r>
@@ -10469,7 +10898,6 @@
                 <w:color w:val="auto"/>
                 <w:spacing w:val="0"/>
                 <w:position w:val="0"/>
-                <w:shd w:fill="auto" w:val="clear"/>
               </w:rPr>
             </w:pPr>
             <w:r>
@@ -10548,7 +10976,6 @@
                 <w:color w:val="auto"/>
                 <w:spacing w:val="0"/>
                 <w:position w:val="0"/>
-                <w:shd w:fill="auto" w:val="clear"/>
               </w:rPr>
             </w:pPr>
             <w:r>
@@ -10660,7 +11087,6 @@
                 <w:color w:val="auto"/>
                 <w:spacing w:val="0"/>
                 <w:position w:val="0"/>
-                <w:shd w:fill="auto" w:val="clear"/>
               </w:rPr>
             </w:pPr>
             <w:r>
@@ -10701,7 +11127,6 @@
                 <w:color w:val="auto"/>
                 <w:spacing w:val="0"/>
                 <w:position w:val="0"/>
-                <w:shd w:fill="auto" w:val="clear"/>
               </w:rPr>
             </w:pPr>
             <w:r>
@@ -10780,7 +11205,6 @@
                 <w:color w:val="auto"/>
                 <w:spacing w:val="0"/>
                 <w:position w:val="0"/>
-                <w:shd w:fill="auto" w:val="clear"/>
               </w:rPr>
             </w:pPr>
             <w:r>
@@ -10821,7 +11245,6 @@
                 <w:color w:val="auto"/>
                 <w:spacing w:val="0"/>
                 <w:position w:val="0"/>
-                <w:shd w:fill="auto" w:val="clear"/>
               </w:rPr>
             </w:pPr>
             <w:r>
@@ -10900,7 +11323,6 @@
                 <w:color w:val="auto"/>
                 <w:spacing w:val="0"/>
                 <w:position w:val="0"/>
-                <w:shd w:fill="auto" w:val="clear"/>
               </w:rPr>
             </w:pPr>
             <w:r>
@@ -10941,7 +11363,6 @@
                 <w:color w:val="auto"/>
                 <w:spacing w:val="0"/>
                 <w:position w:val="0"/>
-                <w:shd w:fill="auto" w:val="clear"/>
               </w:rPr>
             </w:pPr>
             <w:r>
@@ -11157,7 +11578,7 @@
         </w:rPr>
         <w:tab/>
       </w:r>
-      <w:hyperlink xmlns:r="http://schemas.openxmlformats.org/officeDocument/2006/relationships" r:id="docRId4">
+      <w:hyperlink xmlns:r="http://schemas.openxmlformats.org/officeDocument/2006/relationships" r:id="docRId14">
         <w:r>
           <w:rPr>
             <w:rFonts w:ascii="Arial" w:hAnsi="Arial" w:cs="Arial" w:eastAsia="Arial"/>
@@ -11235,7 +11656,6 @@
                 <w:color w:val="auto"/>
                 <w:spacing w:val="0"/>
                 <w:position w:val="0"/>
-                <w:shd w:fill="auto" w:val="clear"/>
               </w:rPr>
             </w:pPr>
             <w:r>
@@ -11277,7 +11697,6 @@
                 <w:color w:val="auto"/>
                 <w:spacing w:val="0"/>
                 <w:position w:val="0"/>
-                <w:shd w:fill="auto" w:val="clear"/>
               </w:rPr>
             </w:pPr>
             <w:r>
@@ -11357,7 +11776,6 @@
                 <w:color w:val="auto"/>
                 <w:spacing w:val="0"/>
                 <w:position w:val="0"/>
-                <w:shd w:fill="auto" w:val="clear"/>
               </w:rPr>
             </w:pPr>
             <w:r>
@@ -11398,7 +11816,6 @@
                 <w:color w:val="auto"/>
                 <w:spacing w:val="0"/>
                 <w:position w:val="0"/>
-                <w:shd w:fill="auto" w:val="clear"/>
               </w:rPr>
             </w:pPr>
             <w:r>
@@ -11477,7 +11894,6 @@
                 <w:color w:val="auto"/>
                 <w:spacing w:val="0"/>
                 <w:position w:val="0"/>
-                <w:shd w:fill="auto" w:val="clear"/>
               </w:rPr>
             </w:pPr>
             <w:r>
@@ -11518,7 +11934,6 @@
                 <w:color w:val="auto"/>
                 <w:spacing w:val="0"/>
                 <w:position w:val="0"/>
-                <w:shd w:fill="auto" w:val="clear"/>
               </w:rPr>
             </w:pPr>
             <w:r>
@@ -11597,7 +12012,6 @@
                 <w:color w:val="auto"/>
                 <w:spacing w:val="0"/>
                 <w:position w:val="0"/>
-                <w:shd w:fill="auto" w:val="clear"/>
               </w:rPr>
             </w:pPr>
             <w:r>
@@ -11638,7 +12052,6 @@
                 <w:color w:val="auto"/>
                 <w:spacing w:val="0"/>
                 <w:position w:val="0"/>
-                <w:shd w:fill="auto" w:val="clear"/>
               </w:rPr>
             </w:pPr>
             <w:r>
@@ -11717,7 +12130,6 @@
                 <w:color w:val="auto"/>
                 <w:spacing w:val="0"/>
                 <w:position w:val="0"/>
-                <w:shd w:fill="auto" w:val="clear"/>
               </w:rPr>
             </w:pPr>
             <w:r>
@@ -11758,7 +12170,6 @@
                 <w:color w:val="auto"/>
                 <w:spacing w:val="0"/>
                 <w:position w:val="0"/>
-                <w:shd w:fill="auto" w:val="clear"/>
               </w:rPr>
             </w:pPr>
             <w:r>
@@ -11837,7 +12248,6 @@
                 <w:color w:val="auto"/>
                 <w:spacing w:val="0"/>
                 <w:position w:val="0"/>
-                <w:shd w:fill="auto" w:val="clear"/>
               </w:rPr>
             </w:pPr>
             <w:r>
@@ -11949,7 +12359,6 @@
                 <w:color w:val="auto"/>
                 <w:spacing w:val="0"/>
                 <w:position w:val="0"/>
-                <w:shd w:fill="auto" w:val="clear"/>
               </w:rPr>
             </w:pPr>
             <w:r>
@@ -11990,7 +12399,6 @@
                 <w:color w:val="auto"/>
                 <w:spacing w:val="0"/>
                 <w:position w:val="0"/>
-                <w:shd w:fill="auto" w:val="clear"/>
               </w:rPr>
             </w:pPr>
             <w:r>
@@ -12069,7 +12477,6 @@
                 <w:color w:val="auto"/>
                 <w:spacing w:val="0"/>
                 <w:position w:val="0"/>
-                <w:shd w:fill="auto" w:val="clear"/>
               </w:rPr>
             </w:pPr>
             <w:r>
@@ -12110,7 +12517,6 @@
                 <w:color w:val="auto"/>
                 <w:spacing w:val="0"/>
                 <w:position w:val="0"/>
-                <w:shd w:fill="auto" w:val="clear"/>
               </w:rPr>
             </w:pPr>
             <w:r>
@@ -12189,7 +12595,6 @@
                 <w:color w:val="auto"/>
                 <w:spacing w:val="0"/>
                 <w:position w:val="0"/>
-                <w:shd w:fill="auto" w:val="clear"/>
               </w:rPr>
             </w:pPr>
             <w:r>
@@ -12301,7 +12706,6 @@
                 <w:color w:val="auto"/>
                 <w:spacing w:val="0"/>
                 <w:position w:val="0"/>
-                <w:shd w:fill="auto" w:val="clear"/>
               </w:rPr>
             </w:pPr>
             <w:r>
@@ -12342,7 +12746,6 @@
                 <w:color w:val="auto"/>
                 <w:spacing w:val="0"/>
                 <w:position w:val="0"/>
-                <w:shd w:fill="auto" w:val="clear"/>
               </w:rPr>
             </w:pPr>
             <w:r>
@@ -12425,7 +12828,6 @@
                 <w:color w:val="auto"/>
                 <w:spacing w:val="0"/>
                 <w:position w:val="0"/>
-                <w:shd w:fill="auto" w:val="clear"/>
               </w:rPr>
             </w:pPr>
             <w:r>
@@ -12466,7 +12868,6 @@
                 <w:color w:val="auto"/>
                 <w:spacing w:val="0"/>
                 <w:position w:val="0"/>
-                <w:shd w:fill="auto" w:val="clear"/>
               </w:rPr>
             </w:pPr>
             <w:r>
@@ -12697,7 +13098,7 @@
         </w:rPr>
         <w:tab/>
       </w:r>
-      <w:hyperlink xmlns:r="http://schemas.openxmlformats.org/officeDocument/2006/relationships" r:id="docRId5">
+      <w:hyperlink xmlns:r="http://schemas.openxmlformats.org/officeDocument/2006/relationships" r:id="docRId15">
         <w:r>
           <w:rPr>
             <w:rFonts w:ascii="Arial" w:hAnsi="Arial" w:cs="Arial" w:eastAsia="Arial"/>
@@ -12775,7 +13176,6 @@
                 <w:color w:val="auto"/>
                 <w:spacing w:val="0"/>
                 <w:position w:val="0"/>
-                <w:shd w:fill="auto" w:val="clear"/>
               </w:rPr>
             </w:pPr>
             <w:r>
@@ -12817,7 +13217,6 @@
                 <w:color w:val="auto"/>
                 <w:spacing w:val="0"/>
                 <w:position w:val="0"/>
-                <w:shd w:fill="auto" w:val="clear"/>
               </w:rPr>
             </w:pPr>
             <w:r>
@@ -12897,7 +13296,6 @@
                 <w:color w:val="auto"/>
                 <w:spacing w:val="0"/>
                 <w:position w:val="0"/>
-                <w:shd w:fill="auto" w:val="clear"/>
               </w:rPr>
             </w:pPr>
             <w:r>
@@ -12938,7 +13336,6 @@
                 <w:color w:val="auto"/>
                 <w:spacing w:val="0"/>
                 <w:position w:val="0"/>
-                <w:shd w:fill="auto" w:val="clear"/>
               </w:rPr>
             </w:pPr>
             <w:r>
@@ -13017,7 +13414,6 @@
                 <w:color w:val="auto"/>
                 <w:spacing w:val="0"/>
                 <w:position w:val="0"/>
-                <w:shd w:fill="auto" w:val="clear"/>
               </w:rPr>
             </w:pPr>
             <w:r>
@@ -13110,7 +13506,6 @@
                 <w:color w:val="auto"/>
                 <w:spacing w:val="0"/>
                 <w:position w:val="0"/>
-                <w:shd w:fill="auto" w:val="clear"/>
               </w:rPr>
             </w:pPr>
             <w:r>
@@ -13189,7 +13584,6 @@
                 <w:color w:val="auto"/>
                 <w:spacing w:val="0"/>
                 <w:position w:val="0"/>
-                <w:shd w:fill="auto" w:val="clear"/>
               </w:rPr>
             </w:pPr>
             <w:r>
@@ -13230,7 +13624,6 @@
                 <w:color w:val="auto"/>
                 <w:spacing w:val="0"/>
                 <w:position w:val="0"/>
-                <w:shd w:fill="auto" w:val="clear"/>
               </w:rPr>
             </w:pPr>
             <w:r>
@@ -13309,7 +13702,6 @@
                 <w:color w:val="auto"/>
                 <w:spacing w:val="0"/>
                 <w:position w:val="0"/>
-                <w:shd w:fill="auto" w:val="clear"/>
               </w:rPr>
             </w:pPr>
             <w:r>
@@ -13350,7 +13742,6 @@
                 <w:color w:val="auto"/>
                 <w:spacing w:val="0"/>
                 <w:position w:val="0"/>
-                <w:shd w:fill="auto" w:val="clear"/>
               </w:rPr>
             </w:pPr>
             <w:r>
@@ -13429,7 +13820,6 @@
                 <w:color w:val="auto"/>
                 <w:spacing w:val="0"/>
                 <w:position w:val="0"/>
-                <w:shd w:fill="auto" w:val="clear"/>
               </w:rPr>
             </w:pPr>
             <w:r>
@@ -13541,7 +13931,6 @@
                 <w:color w:val="auto"/>
                 <w:spacing w:val="0"/>
                 <w:position w:val="0"/>
-                <w:shd w:fill="auto" w:val="clear"/>
               </w:rPr>
             </w:pPr>
             <w:r>
@@ -13582,7 +13971,6 @@
                 <w:color w:val="auto"/>
                 <w:spacing w:val="0"/>
                 <w:position w:val="0"/>
-                <w:shd w:fill="auto" w:val="clear"/>
               </w:rPr>
             </w:pPr>
             <w:r>
@@ -13661,7 +14049,6 @@
                 <w:color w:val="auto"/>
                 <w:spacing w:val="0"/>
                 <w:position w:val="0"/>
-                <w:shd w:fill="auto" w:val="clear"/>
               </w:rPr>
             </w:pPr>
             <w:r>
@@ -13702,7 +14089,6 @@
                 <w:color w:val="auto"/>
                 <w:spacing w:val="0"/>
                 <w:position w:val="0"/>
-                <w:shd w:fill="auto" w:val="clear"/>
               </w:rPr>
             </w:pPr>
             <w:r>
@@ -13781,7 +14167,6 @@
                 <w:color w:val="auto"/>
                 <w:spacing w:val="0"/>
                 <w:position w:val="0"/>
-                <w:shd w:fill="auto" w:val="clear"/>
               </w:rPr>
             </w:pPr>
             <w:r>
@@ -13822,7 +14207,6 @@
                 <w:color w:val="auto"/>
                 <w:spacing w:val="0"/>
                 <w:position w:val="0"/>
-                <w:shd w:fill="auto" w:val="clear"/>
               </w:rPr>
             </w:pPr>
             <w:r>
@@ -13901,7 +14285,6 @@
                 <w:color w:val="auto"/>
                 <w:spacing w:val="0"/>
                 <w:position w:val="0"/>
-                <w:shd w:fill="auto" w:val="clear"/>
               </w:rPr>
             </w:pPr>
             <w:r>
@@ -14013,7 +14396,6 @@
                 <w:color w:val="auto"/>
                 <w:spacing w:val="0"/>
                 <w:position w:val="0"/>
-                <w:shd w:fill="auto" w:val="clear"/>
               </w:rPr>
             </w:pPr>
             <w:r>
@@ -14054,7 +14436,6 @@
                 <w:color w:val="auto"/>
                 <w:spacing w:val="0"/>
                 <w:position w:val="0"/>
-                <w:shd w:fill="auto" w:val="clear"/>
               </w:rPr>
             </w:pPr>
             <w:r>
@@ -14133,7 +14514,6 @@
                 <w:color w:val="auto"/>
                 <w:spacing w:val="0"/>
                 <w:position w:val="0"/>
-                <w:shd w:fill="auto" w:val="clear"/>
               </w:rPr>
             </w:pPr>
             <w:r>
@@ -14174,7 +14554,6 @@
                 <w:color w:val="auto"/>
                 <w:spacing w:val="0"/>
                 <w:position w:val="0"/>
-                <w:shd w:fill="auto" w:val="clear"/>
               </w:rPr>
             </w:pPr>
             <w:r>
@@ -14253,7 +14632,6 @@
                 <w:color w:val="auto"/>
                 <w:spacing w:val="0"/>
                 <w:position w:val="0"/>
-                <w:shd w:fill="auto" w:val="clear"/>
               </w:rPr>
             </w:pPr>
             <w:r>
@@ -14294,7 +14672,6 @@
                 <w:color w:val="auto"/>
                 <w:spacing w:val="0"/>
                 <w:position w:val="0"/>
-                <w:shd w:fill="auto" w:val="clear"/>
               </w:rPr>
             </w:pPr>
             <w:r>
